--- a/big-data/lab03/lab03.docx
+++ b/big-data/lab03/lab03.docx
@@ -1,6 +1,6 @@
 
 <file path=word/document.xml><?xml version="1.0" encoding="utf-8"?>
-<w:document xmlns:wpc="http://schemas.microsoft.com/office/word/2010/wordprocessingCanvas" xmlns:cx="http://schemas.microsoft.com/office/drawing/2014/chartex" xmlns:cx1="http://schemas.microsoft.com/office/drawing/2015/9/8/chartex" xmlns:cx2="http://schemas.microsoft.com/office/drawing/2015/10/21/chartex" xmlns:cx3="http://schemas.microsoft.com/office/drawing/2016/5/9/chartex" xmlns:cx4="http://schemas.microsoft.com/office/drawing/2016/5/10/chartex" xmlns:cx5="http://schemas.microsoft.com/office/drawing/2016/5/11/chartex" xmlns:cx6="http://schemas.microsoft.com/office/drawing/2016/5/12/chartex" xmlns:cx7="http://schemas.microsoft.com/office/drawing/2016/5/13/chartex" xmlns:cx8="http://schemas.microsoft.com/office/drawing/2016/5/14/chartex" xmlns:mc="http://schemas.openxmlformats.org/markup-compatibility/2006" xmlns:aink="http://schemas.microsoft.com/office/drawing/2016/ink" xmlns:am3d="http://schemas.microsoft.com/office/drawing/2017/model3d" xmlns:o="urn:schemas-microsoft-com:office:office" xmlns:r="http://schemas.openxmlformats.org/officeDocument/2006/relationships" xmlns:m="http://schemas.openxmlformats.org/officeDocument/2006/math" xmlns:v="urn:schemas-microsoft-com:vml" xmlns:wp14="http://schemas.microsoft.com/office/word/2010/wordprocessingDrawing" xmlns:wp="http://schemas.openxmlformats.org/drawingml/2006/wordprocessingDrawing" xmlns:w10="urn:schemas-microsoft-com:office:word" xmlns:w="http://schemas.openxmlformats.org/wordprocessingml/2006/main" xmlns:w14="http://schemas.microsoft.com/office/word/2010/wordml" xmlns:w15="http://schemas.microsoft.com/office/word/2012/wordml" xmlns:w16cex="http://schemas.microsoft.com/office/word/2018/wordml/cex" xmlns:w16cid="http://schemas.microsoft.com/office/word/2016/wordml/cid" xmlns:w16="http://schemas.microsoft.com/office/word/2018/wordml" xmlns:w16sdtdh="http://schemas.microsoft.com/office/word/2020/wordml/sdtdatahash" xmlns:w16se="http://schemas.microsoft.com/office/word/2015/wordml/symex" xmlns:wpg="http://schemas.microsoft.com/office/word/2010/wordprocessingGroup" xmlns:wpi="http://schemas.microsoft.com/office/word/2010/wordprocessingInk" xmlns:wne="http://schemas.microsoft.com/office/word/2006/wordml" xmlns:wps="http://schemas.microsoft.com/office/word/2010/wordprocessingShape" mc:Ignorable="w14 w15 w16se w16cid w16 w16cex w16sdtdh wp14">
+<w:document xmlns:wpc="http://schemas.microsoft.com/office/word/2010/wordprocessingCanvas" xmlns:cx="http://schemas.microsoft.com/office/drawing/2014/chartex" xmlns:cx1="http://schemas.microsoft.com/office/drawing/2015/9/8/chartex" xmlns:cx2="http://schemas.microsoft.com/office/drawing/2015/10/21/chartex" xmlns:cx3="http://schemas.microsoft.com/office/drawing/2016/5/9/chartex" xmlns:cx4="http://schemas.microsoft.com/office/drawing/2016/5/10/chartex" xmlns:cx5="http://schemas.microsoft.com/office/drawing/2016/5/11/chartex" xmlns:cx6="http://schemas.microsoft.com/office/drawing/2016/5/12/chartex" xmlns:cx7="http://schemas.microsoft.com/office/drawing/2016/5/13/chartex" xmlns:cx8="http://schemas.microsoft.com/office/drawing/2016/5/14/chartex" xmlns:mc="http://schemas.openxmlformats.org/markup-compatibility/2006" xmlns:aink="http://schemas.microsoft.com/office/drawing/2016/ink" xmlns:am3d="http://schemas.microsoft.com/office/drawing/2017/model3d" xmlns:o="urn:schemas-microsoft-com:office:office" xmlns:oel="http://schemas.microsoft.com/office/2019/extlst" xmlns:r="http://schemas.openxmlformats.org/officeDocument/2006/relationships" xmlns:m="http://schemas.openxmlformats.org/officeDocument/2006/math" xmlns:v="urn:schemas-microsoft-com:vml" xmlns:wp14="http://schemas.microsoft.com/office/word/2010/wordprocessingDrawing" xmlns:wp="http://schemas.openxmlformats.org/drawingml/2006/wordprocessingDrawing" xmlns:w10="urn:schemas-microsoft-com:office:word" xmlns:w="http://schemas.openxmlformats.org/wordprocessingml/2006/main" xmlns:w14="http://schemas.microsoft.com/office/word/2010/wordml" xmlns:w15="http://schemas.microsoft.com/office/word/2012/wordml" xmlns:w16cex="http://schemas.microsoft.com/office/word/2018/wordml/cex" xmlns:w16cid="http://schemas.microsoft.com/office/word/2016/wordml/cid" xmlns:w16="http://schemas.microsoft.com/office/word/2018/wordml" xmlns:w16du="http://schemas.microsoft.com/office/word/2023/wordml/word16du" xmlns:w16sdtdh="http://schemas.microsoft.com/office/word/2020/wordml/sdtdatahash" xmlns:w16se="http://schemas.microsoft.com/office/word/2015/wordml/symex" xmlns:wpg="http://schemas.microsoft.com/office/word/2010/wordprocessingGroup" xmlns:wpi="http://schemas.microsoft.com/office/word/2010/wordprocessingInk" xmlns:wne="http://schemas.microsoft.com/office/word/2006/wordml" xmlns:wps="http://schemas.microsoft.com/office/word/2010/wordprocessingShape" mc:Ignorable="w14 w15 w16se w16cid w16 w16cex w16sdtdh w16du wp14">
   <w:body>
     <w:p>
       <w:pPr>
@@ -104,21 +104,53 @@
             <w:r>
               <w:t>д</w:t>
             </w:r>
+            <w:proofErr w:type="spellStart"/>
             <w:r>
               <w:rPr>
                 <w:lang w:val="en-US"/>
               </w:rPr>
               <w:t>оцент</w:t>
             </w:r>
+            <w:proofErr w:type="spellEnd"/>
             <w:r>
               <w:t xml:space="preserve">, </w:t>
             </w:r>
+            <w:proofErr w:type="spellStart"/>
             <w:r>
               <w:rPr>
                 <w:lang w:val="en-US"/>
               </w:rPr>
-              <w:t>канд. техн. наук</w:t>
+              <w:t>канд</w:t>
             </w:r>
+            <w:proofErr w:type="spellEnd"/>
+            <w:r>
+              <w:rPr>
+                <w:lang w:val="en-US"/>
+              </w:rPr>
+              <w:t xml:space="preserve">. </w:t>
+            </w:r>
+            <w:proofErr w:type="spellStart"/>
+            <w:r>
+              <w:rPr>
+                <w:lang w:val="en-US"/>
+              </w:rPr>
+              <w:t>техн</w:t>
+            </w:r>
+            <w:proofErr w:type="spellEnd"/>
+            <w:r>
+              <w:rPr>
+                <w:lang w:val="en-US"/>
+              </w:rPr>
+              <w:t xml:space="preserve">. </w:t>
+            </w:r>
+            <w:proofErr w:type="spellStart"/>
+            <w:r>
+              <w:rPr>
+                <w:lang w:val="en-US"/>
+              </w:rPr>
+              <w:t>наук</w:t>
+            </w:r>
+            <w:proofErr w:type="spellEnd"/>
           </w:p>
         </w:tc>
         <w:tc>
@@ -212,12 +244,14 @@
             <w:r>
               <w:t xml:space="preserve">Н. В. </w:t>
             </w:r>
+            <w:proofErr w:type="spellStart"/>
             <w:r>
               <w:rPr>
                 <w:lang w:val="en-US"/>
               </w:rPr>
               <w:t>Богословская</w:t>
             </w:r>
+            <w:proofErr w:type="spellEnd"/>
           </w:p>
         </w:tc>
       </w:tr>
@@ -378,7 +412,7 @@
     </w:tbl>
     <w:p>
       <w:pPr>
-        <w:pStyle w:val="a5"/>
+        <w:pStyle w:val="BodyText"/>
         <w:spacing w:before="0"/>
       </w:pPr>
     </w:p>
@@ -404,7 +438,7 @@
           </w:tcPr>
           <w:p>
             <w:pPr>
-              <w:pStyle w:val="a5"/>
+              <w:pStyle w:val="BodyText"/>
               <w:spacing w:before="960"/>
               <w:rPr>
                 <w:lang w:val="en-US"/>
@@ -438,7 +472,7 @@
           </w:tcPr>
           <w:p>
             <w:pPr>
-              <w:pStyle w:val="1"/>
+              <w:pStyle w:val="Heading1"/>
               <w:keepNext w:val="0"/>
               <w:spacing w:before="720" w:after="720"/>
               <w:rPr>
@@ -469,7 +503,7 @@
           </w:tcPr>
           <w:p>
             <w:pPr>
-              <w:pStyle w:val="3"/>
+              <w:pStyle w:val="Heading3"/>
               <w:keepNext w:val="0"/>
               <w:spacing w:before="120"/>
               <w:rPr>
@@ -501,7 +535,7 @@
           </w:tcPr>
           <w:p>
             <w:pPr>
-              <w:pStyle w:val="3"/>
+              <w:pStyle w:val="Heading3"/>
               <w:keepNext w:val="0"/>
               <w:spacing w:before="240"/>
               <w:rPr>
@@ -958,12 +992,14 @@
       <w:r>
         <w:t xml:space="preserve">изучить методы подготовки признаков для анализа больших данных и освоить их реализацию в платформе </w:t>
       </w:r>
+      <w:proofErr w:type="spellStart"/>
       <w:r>
         <w:rPr>
           <w:lang w:val="en-US"/>
         </w:rPr>
         <w:t>Loginom</w:t>
       </w:r>
+      <w:proofErr w:type="spellEnd"/>
       <w:r>
         <w:t xml:space="preserve"> с использованием визуальных компонентов и узла </w:t>
       </w:r>
@@ -1040,51 +1076,17 @@
     <w:p>
       <w:pPr>
         <w:pStyle w:val="MAINTEXT1"/>
-        <w:rPr>
-          <w:lang w:val="en-US"/>
-        </w:rPr>
-      </w:pPr>
-      <w:r>
-        <w:t>Методы</w:t>
-      </w:r>
-      <w:r>
-        <w:t xml:space="preserve"> подготовки признаков </w:t>
-      </w:r>
-      <w:r>
-        <w:t xml:space="preserve">реализовать </w:t>
-      </w:r>
-      <w:r>
-        <w:t>с использованием Python и встроенных инструментов Loginom</w:t>
-      </w:r>
-      <w:r>
-        <w:t xml:space="preserve">. Сравнить </w:t>
-      </w:r>
-      <w:r>
-        <w:t>подход</w:t>
-      </w:r>
-      <w:r>
-        <w:t>ы</w:t>
-      </w:r>
-      <w:r>
-        <w:t xml:space="preserve"> обработки данных и </w:t>
-      </w:r>
-      <w:r>
-        <w:t>с</w:t>
-      </w:r>
-      <w:r>
-        <w:t>формулирова</w:t>
-      </w:r>
-      <w:r>
-        <w:t>ть</w:t>
-      </w:r>
-      <w:r>
-        <w:t xml:space="preserve"> вывод</w:t>
-      </w:r>
-      <w:r>
-        <w:t>ы</w:t>
-      </w:r>
-      <w:r>
-        <w:t xml:space="preserve"> о преимуществах различных методов</w:t>
+      </w:pPr>
+      <w:r>
+        <w:t xml:space="preserve">Методы подготовки признаков реализовать с использованием Python и встроенных инструментов </w:t>
+      </w:r>
+      <w:proofErr w:type="spellStart"/>
+      <w:r>
+        <w:t>Loginom</w:t>
+      </w:r>
+      <w:proofErr w:type="spellEnd"/>
+      <w:r>
+        <w:t>. Сравнить подходы обработки данных и сформулировать выводы о преимуществах различных методов</w:t>
       </w:r>
       <w:r>
         <w:t>.</w:t>
@@ -1103,13 +1105,7 @@
         <w:pStyle w:val="MAINTEXT1"/>
       </w:pPr>
       <w:r>
-        <w:t>Аналитический сценарий проекта</w:t>
-      </w:r>
-      <w:r>
-        <w:t xml:space="preserve"> </w:t>
-      </w:r>
-      <w:r>
-        <w:t>представлен на рисунке 1</w:t>
+        <w:t>Аналитический сценарий проекта представлен на рисунке 1</w:t>
       </w:r>
     </w:p>
     <w:p>
@@ -1161,27 +1157,14 @@
       <w:r>
         <w:t xml:space="preserve">Рисунок </w:t>
       </w:r>
-      <w:r>
-        <w:fldChar w:fldCharType="begin"/>
-      </w:r>
-      <w:r>
-        <w:instrText xml:space="preserve"> SEQ Рисунок \* ARABIC </w:instrText>
-      </w:r>
-      <w:r>
-        <w:fldChar w:fldCharType="separate"/>
-      </w:r>
-      <w:r>
-        <w:rPr>
-          <w:noProof/>
-        </w:rPr>
-        <w:t>1</w:t>
-      </w:r>
-      <w:r>
-        <w:rPr>
-          <w:noProof/>
-        </w:rPr>
-        <w:fldChar w:fldCharType="end"/>
-      </w:r>
+      <w:fldSimple w:instr=" SEQ Рисунок \* ARABIC ">
+        <w:r>
+          <w:rPr>
+            <w:noProof/>
+          </w:rPr>
+          <w:t>1</w:t>
+        </w:r>
+      </w:fldSimple>
       <w:r>
         <w:t xml:space="preserve"> </w:t>
       </w:r>
@@ -1210,7 +1193,13 @@
         <w:t>–11 представлены</w:t>
       </w:r>
       <w:r>
-        <w:t xml:space="preserve"> код, настройки узлов и результаты выполнения основных  компонентов анализа.</w:t>
+        <w:t xml:space="preserve"> код, настройки узлов и результаты выполнения </w:t>
+      </w:r>
+      <w:r>
+        <w:t>основных компонентов</w:t>
+      </w:r>
+      <w:r>
+        <w:t xml:space="preserve"> анализа.</w:t>
       </w:r>
     </w:p>
     <w:p>
@@ -1265,27 +1254,14 @@
       <w:r>
         <w:t xml:space="preserve">Рисунок </w:t>
       </w:r>
-      <w:r>
-        <w:fldChar w:fldCharType="begin"/>
-      </w:r>
-      <w:r>
-        <w:instrText xml:space="preserve"> SEQ Рисунок \* ARABIC </w:instrText>
-      </w:r>
-      <w:r>
-        <w:fldChar w:fldCharType="separate"/>
-      </w:r>
-      <w:r>
-        <w:rPr>
-          <w:noProof/>
-        </w:rPr>
-        <w:t>2</w:t>
-      </w:r>
-      <w:r>
-        <w:rPr>
-          <w:noProof/>
-        </w:rPr>
-        <w:fldChar w:fldCharType="end"/>
-      </w:r>
+      <w:fldSimple w:instr=" SEQ Рисунок \* ARABIC ">
+        <w:r>
+          <w:rPr>
+            <w:noProof/>
+          </w:rPr>
+          <w:t>2</w:t>
+        </w:r>
+      </w:fldSimple>
       <w:r>
         <w:t xml:space="preserve"> </w:t>
       </w:r>
@@ -1351,27 +1327,14 @@
       <w:r>
         <w:t xml:space="preserve">Рисунок </w:t>
       </w:r>
-      <w:r>
-        <w:fldChar w:fldCharType="begin"/>
-      </w:r>
-      <w:r>
-        <w:instrText xml:space="preserve"> SEQ Рисунок \* ARABIC </w:instrText>
-      </w:r>
-      <w:r>
-        <w:fldChar w:fldCharType="separate"/>
-      </w:r>
-      <w:r>
-        <w:rPr>
-          <w:noProof/>
-        </w:rPr>
-        <w:t>3</w:t>
-      </w:r>
-      <w:r>
-        <w:rPr>
-          <w:noProof/>
-        </w:rPr>
-        <w:fldChar w:fldCharType="end"/>
-      </w:r>
+      <w:fldSimple w:instr=" SEQ Рисунок \* ARABIC ">
+        <w:r>
+          <w:rPr>
+            <w:noProof/>
+          </w:rPr>
+          <w:t>3</w:t>
+        </w:r>
+      </w:fldSimple>
       <w:r>
         <w:t xml:space="preserve"> </w:t>
       </w:r>
@@ -1438,27 +1401,14 @@
       <w:r>
         <w:t xml:space="preserve">Рисунок </w:t>
       </w:r>
-      <w:r>
-        <w:fldChar w:fldCharType="begin"/>
-      </w:r>
-      <w:r>
-        <w:instrText xml:space="preserve"> SEQ Рисунок \* ARABIC </w:instrText>
-      </w:r>
-      <w:r>
-        <w:fldChar w:fldCharType="separate"/>
-      </w:r>
-      <w:r>
-        <w:rPr>
-          <w:noProof/>
-        </w:rPr>
-        <w:t>4</w:t>
-      </w:r>
-      <w:r>
-        <w:rPr>
-          <w:noProof/>
-        </w:rPr>
-        <w:fldChar w:fldCharType="end"/>
-      </w:r>
+      <w:fldSimple w:instr=" SEQ Рисунок \* ARABIC ">
+        <w:r>
+          <w:rPr>
+            <w:noProof/>
+          </w:rPr>
+          <w:t>4</w:t>
+        </w:r>
+      </w:fldSimple>
       <w:r>
         <w:t xml:space="preserve"> </w:t>
       </w:r>
@@ -1524,27 +1474,14 @@
       <w:r>
         <w:t xml:space="preserve">Рисунок </w:t>
       </w:r>
-      <w:r>
-        <w:fldChar w:fldCharType="begin"/>
-      </w:r>
-      <w:r>
-        <w:instrText xml:space="preserve"> SEQ Рисунок \* ARABIC </w:instrText>
-      </w:r>
-      <w:r>
-        <w:fldChar w:fldCharType="separate"/>
-      </w:r>
-      <w:r>
-        <w:rPr>
-          <w:noProof/>
-        </w:rPr>
-        <w:t>5</w:t>
-      </w:r>
-      <w:r>
-        <w:rPr>
-          <w:noProof/>
-        </w:rPr>
-        <w:fldChar w:fldCharType="end"/>
-      </w:r>
+      <w:fldSimple w:instr=" SEQ Рисунок \* ARABIC ">
+        <w:r>
+          <w:rPr>
+            <w:noProof/>
+          </w:rPr>
+          <w:t>5</w:t>
+        </w:r>
+      </w:fldSimple>
       <w:r>
         <w:t xml:space="preserve"> </w:t>
       </w:r>
@@ -1611,27 +1548,14 @@
       <w:r>
         <w:t xml:space="preserve">Рисунок </w:t>
       </w:r>
-      <w:r>
-        <w:fldChar w:fldCharType="begin"/>
-      </w:r>
-      <w:r>
-        <w:instrText xml:space="preserve"> SEQ Рисунок \* ARABIC </w:instrText>
-      </w:r>
-      <w:r>
-        <w:fldChar w:fldCharType="separate"/>
-      </w:r>
-      <w:r>
-        <w:rPr>
-          <w:noProof/>
-        </w:rPr>
-        <w:t>6</w:t>
-      </w:r>
-      <w:r>
-        <w:rPr>
-          <w:noProof/>
-        </w:rPr>
-        <w:fldChar w:fldCharType="end"/>
-      </w:r>
+      <w:fldSimple w:instr=" SEQ Рисунок \* ARABIC ">
+        <w:r>
+          <w:rPr>
+            <w:noProof/>
+          </w:rPr>
+          <w:t>6</w:t>
+        </w:r>
+      </w:fldSimple>
       <w:r>
         <w:t xml:space="preserve"> </w:t>
       </w:r>
@@ -1697,27 +1621,14 @@
       <w:r>
         <w:t xml:space="preserve">Рисунок </w:t>
       </w:r>
-      <w:r>
-        <w:fldChar w:fldCharType="begin"/>
-      </w:r>
-      <w:r>
-        <w:instrText xml:space="preserve"> SEQ Рисунок \* ARABIC </w:instrText>
-      </w:r>
-      <w:r>
-        <w:fldChar w:fldCharType="separate"/>
-      </w:r>
-      <w:r>
-        <w:rPr>
-          <w:noProof/>
-        </w:rPr>
-        <w:t>7</w:t>
-      </w:r>
-      <w:r>
-        <w:rPr>
-          <w:noProof/>
-        </w:rPr>
-        <w:fldChar w:fldCharType="end"/>
-      </w:r>
+      <w:fldSimple w:instr=" SEQ Рисунок \* ARABIC ">
+        <w:r>
+          <w:rPr>
+            <w:noProof/>
+          </w:rPr>
+          <w:t>7</w:t>
+        </w:r>
+      </w:fldSimple>
       <w:r>
         <w:t xml:space="preserve"> </w:t>
       </w:r>
@@ -1783,27 +1694,14 @@
       <w:r>
         <w:t xml:space="preserve">Рисунок </w:t>
       </w:r>
-      <w:r>
-        <w:fldChar w:fldCharType="begin"/>
-      </w:r>
-      <w:r>
-        <w:instrText xml:space="preserve"> SEQ Рисунок \* ARABIC </w:instrText>
-      </w:r>
-      <w:r>
-        <w:fldChar w:fldCharType="separate"/>
-      </w:r>
-      <w:r>
-        <w:rPr>
-          <w:noProof/>
-        </w:rPr>
-        <w:t>8</w:t>
-      </w:r>
-      <w:r>
-        <w:rPr>
-          <w:noProof/>
-        </w:rPr>
-        <w:fldChar w:fldCharType="end"/>
-      </w:r>
+      <w:fldSimple w:instr=" SEQ Рисунок \* ARABIC ">
+        <w:r>
+          <w:rPr>
+            <w:noProof/>
+          </w:rPr>
+          <w:t>8</w:t>
+        </w:r>
+      </w:fldSimple>
       <w:r>
         <w:t xml:space="preserve"> </w:t>
       </w:r>
@@ -1870,27 +1768,14 @@
       <w:r>
         <w:t xml:space="preserve">Рисунок </w:t>
       </w:r>
-      <w:r>
-        <w:fldChar w:fldCharType="begin"/>
-      </w:r>
-      <w:r>
-        <w:instrText xml:space="preserve"> SEQ Рисунок \* ARABIC </w:instrText>
-      </w:r>
-      <w:r>
-        <w:fldChar w:fldCharType="separate"/>
-      </w:r>
-      <w:r>
-        <w:rPr>
-          <w:noProof/>
-        </w:rPr>
-        <w:t>9</w:t>
-      </w:r>
-      <w:r>
-        <w:rPr>
-          <w:noProof/>
-        </w:rPr>
-        <w:fldChar w:fldCharType="end"/>
-      </w:r>
+      <w:fldSimple w:instr=" SEQ Рисунок \* ARABIC ">
+        <w:r>
+          <w:rPr>
+            <w:noProof/>
+          </w:rPr>
+          <w:t>9</w:t>
+        </w:r>
+      </w:fldSimple>
       <w:r>
         <w:t xml:space="preserve"> </w:t>
       </w:r>
@@ -1956,27 +1841,14 @@
       <w:r>
         <w:t xml:space="preserve">Рисунок </w:t>
       </w:r>
-      <w:r>
-        <w:fldChar w:fldCharType="begin"/>
-      </w:r>
-      <w:r>
-        <w:instrText xml:space="preserve"> SEQ Рисунок \* ARABIC </w:instrText>
-      </w:r>
-      <w:r>
-        <w:fldChar w:fldCharType="separate"/>
-      </w:r>
-      <w:r>
-        <w:rPr>
-          <w:noProof/>
-        </w:rPr>
-        <w:t>10</w:t>
-      </w:r>
-      <w:r>
-        <w:rPr>
-          <w:noProof/>
-        </w:rPr>
-        <w:fldChar w:fldCharType="end"/>
-      </w:r>
+      <w:fldSimple w:instr=" SEQ Рисунок \* ARABIC ">
+        <w:r>
+          <w:rPr>
+            <w:noProof/>
+          </w:rPr>
+          <w:t>10</w:t>
+        </w:r>
+      </w:fldSimple>
       <w:r>
         <w:t xml:space="preserve"> </w:t>
       </w:r>
@@ -2043,27 +1915,14 @@
       <w:r>
         <w:t xml:space="preserve">Рисунок </w:t>
       </w:r>
-      <w:r>
-        <w:fldChar w:fldCharType="begin"/>
-      </w:r>
-      <w:r>
-        <w:instrText xml:space="preserve"> SEQ Рисунок \* ARABIC </w:instrText>
-      </w:r>
-      <w:r>
-        <w:fldChar w:fldCharType="separate"/>
-      </w:r>
-      <w:r>
-        <w:rPr>
-          <w:noProof/>
-        </w:rPr>
-        <w:t>11</w:t>
-      </w:r>
-      <w:r>
-        <w:rPr>
-          <w:noProof/>
-        </w:rPr>
-        <w:fldChar w:fldCharType="end"/>
-      </w:r>
+      <w:fldSimple w:instr=" SEQ Рисунок \* ARABIC ">
+        <w:r>
+          <w:rPr>
+            <w:noProof/>
+          </w:rPr>
+          <w:t>11</w:t>
+        </w:r>
+      </w:fldSimple>
       <w:r>
         <w:t xml:space="preserve"> </w:t>
       </w:r>
@@ -2103,7 +1962,15 @@
         <w:pStyle w:val="MAINTEXT1"/>
       </w:pPr>
       <w:r>
-        <w:t>Практическая часть показала, что платформа Loginom предоставляет удобные визуальные инструменты для выполнения основных операций предобработки данных. Использование встроенных компонентов позволяет быстро реализовывать типовые этапы подготовки данных без необходимости написания кода, что упрощает разработку и ускоряет создание аналитических сценариев.</w:t>
+        <w:t xml:space="preserve">Практическая часть показала, что платформа </w:t>
+      </w:r>
+      <w:proofErr w:type="spellStart"/>
+      <w:r>
+        <w:t>Loginom</w:t>
+      </w:r>
+      <w:proofErr w:type="spellEnd"/>
+      <w:r>
+        <w:t xml:space="preserve"> предоставляет удобные визуальные инструменты для выполнения основных операций предобработки данных. Использование встроенных компонентов позволяет быстро реализовывать типовые этапы подготовки данных без необходимости написания кода, что упрощает разработку и ускоряет создание аналитических сценариев.</w:t>
       </w:r>
     </w:p>
     <w:p>
@@ -2138,7 +2005,7 @@
 </file>
 
 <file path=word/endnotes.xml><?xml version="1.0" encoding="utf-8"?>
-<w:endnotes xmlns:wpc="http://schemas.microsoft.com/office/word/2010/wordprocessingCanvas" xmlns:cx="http://schemas.microsoft.com/office/drawing/2014/chartex" xmlns:cx1="http://schemas.microsoft.com/office/drawing/2015/9/8/chartex" xmlns:cx2="http://schemas.microsoft.com/office/drawing/2015/10/21/chartex" xmlns:cx3="http://schemas.microsoft.com/office/drawing/2016/5/9/chartex" xmlns:cx4="http://schemas.microsoft.com/office/drawing/2016/5/10/chartex" xmlns:cx5="http://schemas.microsoft.com/office/drawing/2016/5/11/chartex" xmlns:cx6="http://schemas.microsoft.com/office/drawing/2016/5/12/chartex" xmlns:cx7="http://schemas.microsoft.com/office/drawing/2016/5/13/chartex" xmlns:cx8="http://schemas.microsoft.com/office/drawing/2016/5/14/chartex" xmlns:mc="http://schemas.openxmlformats.org/markup-compatibility/2006" xmlns:aink="http://schemas.microsoft.com/office/drawing/2016/ink" xmlns:am3d="http://schemas.microsoft.com/office/drawing/2017/model3d" xmlns:o="urn:schemas-microsoft-com:office:office" xmlns:r="http://schemas.openxmlformats.org/officeDocument/2006/relationships" xmlns:m="http://schemas.openxmlformats.org/officeDocument/2006/math" xmlns:v="urn:schemas-microsoft-com:vml" xmlns:wp14="http://schemas.microsoft.com/office/word/2010/wordprocessingDrawing" xmlns:wp="http://schemas.openxmlformats.org/drawingml/2006/wordprocessingDrawing" xmlns:w10="urn:schemas-microsoft-com:office:word" xmlns:w="http://schemas.openxmlformats.org/wordprocessingml/2006/main" xmlns:w14="http://schemas.microsoft.com/office/word/2010/wordml" xmlns:w15="http://schemas.microsoft.com/office/word/2012/wordml" xmlns:w16cex="http://schemas.microsoft.com/office/word/2018/wordml/cex" xmlns:w16cid="http://schemas.microsoft.com/office/word/2016/wordml/cid" xmlns:w16="http://schemas.microsoft.com/office/word/2018/wordml" xmlns:w16sdtdh="http://schemas.microsoft.com/office/word/2020/wordml/sdtdatahash" xmlns:w16se="http://schemas.microsoft.com/office/word/2015/wordml/symex" xmlns:wpg="http://schemas.microsoft.com/office/word/2010/wordprocessingGroup" xmlns:wpi="http://schemas.microsoft.com/office/word/2010/wordprocessingInk" xmlns:wne="http://schemas.microsoft.com/office/word/2006/wordml" xmlns:wps="http://schemas.microsoft.com/office/word/2010/wordprocessingShape" mc:Ignorable="w14 w15 w16se w16cid w16 w16cex w16sdtdh wp14">
+<w:endnotes xmlns:wpc="http://schemas.microsoft.com/office/word/2010/wordprocessingCanvas" xmlns:cx="http://schemas.microsoft.com/office/drawing/2014/chartex" xmlns:cx1="http://schemas.microsoft.com/office/drawing/2015/9/8/chartex" xmlns:cx2="http://schemas.microsoft.com/office/drawing/2015/10/21/chartex" xmlns:cx3="http://schemas.microsoft.com/office/drawing/2016/5/9/chartex" xmlns:cx4="http://schemas.microsoft.com/office/drawing/2016/5/10/chartex" xmlns:cx5="http://schemas.microsoft.com/office/drawing/2016/5/11/chartex" xmlns:cx6="http://schemas.microsoft.com/office/drawing/2016/5/12/chartex" xmlns:cx7="http://schemas.microsoft.com/office/drawing/2016/5/13/chartex" xmlns:cx8="http://schemas.microsoft.com/office/drawing/2016/5/14/chartex" xmlns:mc="http://schemas.openxmlformats.org/markup-compatibility/2006" xmlns:aink="http://schemas.microsoft.com/office/drawing/2016/ink" xmlns:am3d="http://schemas.microsoft.com/office/drawing/2017/model3d" xmlns:o="urn:schemas-microsoft-com:office:office" xmlns:oel="http://schemas.microsoft.com/office/2019/extlst" xmlns:r="http://schemas.openxmlformats.org/officeDocument/2006/relationships" xmlns:m="http://schemas.openxmlformats.org/officeDocument/2006/math" xmlns:v="urn:schemas-microsoft-com:vml" xmlns:wp14="http://schemas.microsoft.com/office/word/2010/wordprocessingDrawing" xmlns:wp="http://schemas.openxmlformats.org/drawingml/2006/wordprocessingDrawing" xmlns:w10="urn:schemas-microsoft-com:office:word" xmlns:w="http://schemas.openxmlformats.org/wordprocessingml/2006/main" xmlns:w14="http://schemas.microsoft.com/office/word/2010/wordml" xmlns:w15="http://schemas.microsoft.com/office/word/2012/wordml" xmlns:w16cex="http://schemas.microsoft.com/office/word/2018/wordml/cex" xmlns:w16cid="http://schemas.microsoft.com/office/word/2016/wordml/cid" xmlns:w16="http://schemas.microsoft.com/office/word/2018/wordml" xmlns:w16du="http://schemas.microsoft.com/office/word/2023/wordml/word16du" xmlns:w16sdtdh="http://schemas.microsoft.com/office/word/2020/wordml/sdtdatahash" xmlns:w16se="http://schemas.microsoft.com/office/word/2015/wordml/symex" xmlns:wpg="http://schemas.microsoft.com/office/word/2010/wordprocessingGroup" xmlns:wpi="http://schemas.microsoft.com/office/word/2010/wordprocessingInk" xmlns:wne="http://schemas.microsoft.com/office/word/2006/wordml" xmlns:wps="http://schemas.microsoft.com/office/word/2010/wordprocessingShape" mc:Ignorable="w14 w15 w16se w16cid w16 w16cex w16sdtdh w16du wp14">
   <w:endnote w:type="separator" w:id="-1">
     <w:p>
       <w:r>
@@ -2157,7 +2024,7 @@
 </file>
 
 <file path=word/footer1.xml><?xml version="1.0" encoding="utf-8"?>
-<w:ftr xmlns:wpc="http://schemas.microsoft.com/office/word/2010/wordprocessingCanvas" xmlns:cx="http://schemas.microsoft.com/office/drawing/2014/chartex" xmlns:cx1="http://schemas.microsoft.com/office/drawing/2015/9/8/chartex" xmlns:cx2="http://schemas.microsoft.com/office/drawing/2015/10/21/chartex" xmlns:cx3="http://schemas.microsoft.com/office/drawing/2016/5/9/chartex" xmlns:cx4="http://schemas.microsoft.com/office/drawing/2016/5/10/chartex" xmlns:cx5="http://schemas.microsoft.com/office/drawing/2016/5/11/chartex" xmlns:cx6="http://schemas.microsoft.com/office/drawing/2016/5/12/chartex" xmlns:cx7="http://schemas.microsoft.com/office/drawing/2016/5/13/chartex" xmlns:cx8="http://schemas.microsoft.com/office/drawing/2016/5/14/chartex" xmlns:mc="http://schemas.openxmlformats.org/markup-compatibility/2006" xmlns:aink="http://schemas.microsoft.com/office/drawing/2016/ink" xmlns:am3d="http://schemas.microsoft.com/office/drawing/2017/model3d" xmlns:o="urn:schemas-microsoft-com:office:office" xmlns:r="http://schemas.openxmlformats.org/officeDocument/2006/relationships" xmlns:m="http://schemas.openxmlformats.org/officeDocument/2006/math" xmlns:v="urn:schemas-microsoft-com:vml" xmlns:wp14="http://schemas.microsoft.com/office/word/2010/wordprocessingDrawing" xmlns:wp="http://schemas.openxmlformats.org/drawingml/2006/wordprocessingDrawing" xmlns:w10="urn:schemas-microsoft-com:office:word" xmlns:w="http://schemas.openxmlformats.org/wordprocessingml/2006/main" xmlns:w14="http://schemas.microsoft.com/office/word/2010/wordml" xmlns:w15="http://schemas.microsoft.com/office/word/2012/wordml" xmlns:w16cex="http://schemas.microsoft.com/office/word/2018/wordml/cex" xmlns:w16cid="http://schemas.microsoft.com/office/word/2016/wordml/cid" xmlns:w16="http://schemas.microsoft.com/office/word/2018/wordml" xmlns:w16sdtdh="http://schemas.microsoft.com/office/word/2020/wordml/sdtdatahash" xmlns:w16se="http://schemas.microsoft.com/office/word/2015/wordml/symex" xmlns:wpg="http://schemas.microsoft.com/office/word/2010/wordprocessingGroup" xmlns:wpi="http://schemas.microsoft.com/office/word/2010/wordprocessingInk" xmlns:wne="http://schemas.microsoft.com/office/word/2006/wordml" xmlns:wps="http://schemas.microsoft.com/office/word/2010/wordprocessingShape" mc:Ignorable="w14 w15 w16se w16cid w16 w16cex w16sdtdh wp14">
+<w:ftr xmlns:wpc="http://schemas.microsoft.com/office/word/2010/wordprocessingCanvas" xmlns:cx="http://schemas.microsoft.com/office/drawing/2014/chartex" xmlns:cx1="http://schemas.microsoft.com/office/drawing/2015/9/8/chartex" xmlns:cx2="http://schemas.microsoft.com/office/drawing/2015/10/21/chartex" xmlns:cx3="http://schemas.microsoft.com/office/drawing/2016/5/9/chartex" xmlns:cx4="http://schemas.microsoft.com/office/drawing/2016/5/10/chartex" xmlns:cx5="http://schemas.microsoft.com/office/drawing/2016/5/11/chartex" xmlns:cx6="http://schemas.microsoft.com/office/drawing/2016/5/12/chartex" xmlns:cx7="http://schemas.microsoft.com/office/drawing/2016/5/13/chartex" xmlns:cx8="http://schemas.microsoft.com/office/drawing/2016/5/14/chartex" xmlns:mc="http://schemas.openxmlformats.org/markup-compatibility/2006" xmlns:aink="http://schemas.microsoft.com/office/drawing/2016/ink" xmlns:am3d="http://schemas.microsoft.com/office/drawing/2017/model3d" xmlns:o="urn:schemas-microsoft-com:office:office" xmlns:oel="http://schemas.microsoft.com/office/2019/extlst" xmlns:r="http://schemas.openxmlformats.org/officeDocument/2006/relationships" xmlns:m="http://schemas.openxmlformats.org/officeDocument/2006/math" xmlns:v="urn:schemas-microsoft-com:vml" xmlns:wp14="http://schemas.microsoft.com/office/word/2010/wordprocessingDrawing" xmlns:wp="http://schemas.openxmlformats.org/drawingml/2006/wordprocessingDrawing" xmlns:w10="urn:schemas-microsoft-com:office:word" xmlns:w="http://schemas.openxmlformats.org/wordprocessingml/2006/main" xmlns:w14="http://schemas.microsoft.com/office/word/2010/wordml" xmlns:w15="http://schemas.microsoft.com/office/word/2012/wordml" xmlns:w16cex="http://schemas.microsoft.com/office/word/2018/wordml/cex" xmlns:w16cid="http://schemas.microsoft.com/office/word/2016/wordml/cid" xmlns:w16="http://schemas.microsoft.com/office/word/2018/wordml" xmlns:w16du="http://schemas.microsoft.com/office/word/2023/wordml/word16du" xmlns:w16sdtdh="http://schemas.microsoft.com/office/word/2020/wordml/sdtdatahash" xmlns:w16se="http://schemas.microsoft.com/office/word/2015/wordml/symex" xmlns:wpg="http://schemas.microsoft.com/office/word/2010/wordprocessingGroup" xmlns:wpi="http://schemas.microsoft.com/office/word/2010/wordprocessingInk" xmlns:wne="http://schemas.microsoft.com/office/word/2006/wordml" xmlns:wps="http://schemas.microsoft.com/office/word/2010/wordprocessingShape" mc:Ignorable="w14 w15 w16se w16cid w16 w16cex w16sdtdh w16du wp14">
   <w:sdt>
     <w:sdtPr>
       <w:id w:val="-1419641891"/>
@@ -2175,7 +2042,7 @@
     <w:sdtContent>
       <w:p>
         <w:pPr>
-          <w:pStyle w:val="a9"/>
+          <w:pStyle w:val="Footer"/>
           <w:widowControl w:val="0"/>
           <w:jc w:val="center"/>
           <w:rPr>
@@ -2225,7 +2092,7 @@
 </file>
 
 <file path=word/footnotes.xml><?xml version="1.0" encoding="utf-8"?>
-<w:footnotes xmlns:wpc="http://schemas.microsoft.com/office/word/2010/wordprocessingCanvas" xmlns:cx="http://schemas.microsoft.com/office/drawing/2014/chartex" xmlns:cx1="http://schemas.microsoft.com/office/drawing/2015/9/8/chartex" xmlns:cx2="http://schemas.microsoft.com/office/drawing/2015/10/21/chartex" xmlns:cx3="http://schemas.microsoft.com/office/drawing/2016/5/9/chartex" xmlns:cx4="http://schemas.microsoft.com/office/drawing/2016/5/10/chartex" xmlns:cx5="http://schemas.microsoft.com/office/drawing/2016/5/11/chartex" xmlns:cx6="http://schemas.microsoft.com/office/drawing/2016/5/12/chartex" xmlns:cx7="http://schemas.microsoft.com/office/drawing/2016/5/13/chartex" xmlns:cx8="http://schemas.microsoft.com/office/drawing/2016/5/14/chartex" xmlns:mc="http://schemas.openxmlformats.org/markup-compatibility/2006" xmlns:aink="http://schemas.microsoft.com/office/drawing/2016/ink" xmlns:am3d="http://schemas.microsoft.com/office/drawing/2017/model3d" xmlns:o="urn:schemas-microsoft-com:office:office" xmlns:r="http://schemas.openxmlformats.org/officeDocument/2006/relationships" xmlns:m="http://schemas.openxmlformats.org/officeDocument/2006/math" xmlns:v="urn:schemas-microsoft-com:vml" xmlns:wp14="http://schemas.microsoft.com/office/word/2010/wordprocessingDrawing" xmlns:wp="http://schemas.openxmlformats.org/drawingml/2006/wordprocessingDrawing" xmlns:w10="urn:schemas-microsoft-com:office:word" xmlns:w="http://schemas.openxmlformats.org/wordprocessingml/2006/main" xmlns:w14="http://schemas.microsoft.com/office/word/2010/wordml" xmlns:w15="http://schemas.microsoft.com/office/word/2012/wordml" xmlns:w16cex="http://schemas.microsoft.com/office/word/2018/wordml/cex" xmlns:w16cid="http://schemas.microsoft.com/office/word/2016/wordml/cid" xmlns:w16="http://schemas.microsoft.com/office/word/2018/wordml" xmlns:w16sdtdh="http://schemas.microsoft.com/office/word/2020/wordml/sdtdatahash" xmlns:w16se="http://schemas.microsoft.com/office/word/2015/wordml/symex" xmlns:wpg="http://schemas.microsoft.com/office/word/2010/wordprocessingGroup" xmlns:wpi="http://schemas.microsoft.com/office/word/2010/wordprocessingInk" xmlns:wne="http://schemas.microsoft.com/office/word/2006/wordml" xmlns:wps="http://schemas.microsoft.com/office/word/2010/wordprocessingShape" mc:Ignorable="w14 w15 w16se w16cid w16 w16cex w16sdtdh wp14">
+<w:footnotes xmlns:wpc="http://schemas.microsoft.com/office/word/2010/wordprocessingCanvas" xmlns:cx="http://schemas.microsoft.com/office/drawing/2014/chartex" xmlns:cx1="http://schemas.microsoft.com/office/drawing/2015/9/8/chartex" xmlns:cx2="http://schemas.microsoft.com/office/drawing/2015/10/21/chartex" xmlns:cx3="http://schemas.microsoft.com/office/drawing/2016/5/9/chartex" xmlns:cx4="http://schemas.microsoft.com/office/drawing/2016/5/10/chartex" xmlns:cx5="http://schemas.microsoft.com/office/drawing/2016/5/11/chartex" xmlns:cx6="http://schemas.microsoft.com/office/drawing/2016/5/12/chartex" xmlns:cx7="http://schemas.microsoft.com/office/drawing/2016/5/13/chartex" xmlns:cx8="http://schemas.microsoft.com/office/drawing/2016/5/14/chartex" xmlns:mc="http://schemas.openxmlformats.org/markup-compatibility/2006" xmlns:aink="http://schemas.microsoft.com/office/drawing/2016/ink" xmlns:am3d="http://schemas.microsoft.com/office/drawing/2017/model3d" xmlns:o="urn:schemas-microsoft-com:office:office" xmlns:oel="http://schemas.microsoft.com/office/2019/extlst" xmlns:r="http://schemas.openxmlformats.org/officeDocument/2006/relationships" xmlns:m="http://schemas.openxmlformats.org/officeDocument/2006/math" xmlns:v="urn:schemas-microsoft-com:vml" xmlns:wp14="http://schemas.microsoft.com/office/word/2010/wordprocessingDrawing" xmlns:wp="http://schemas.openxmlformats.org/drawingml/2006/wordprocessingDrawing" xmlns:w10="urn:schemas-microsoft-com:office:word" xmlns:w="http://schemas.openxmlformats.org/wordprocessingml/2006/main" xmlns:w14="http://schemas.microsoft.com/office/word/2010/wordml" xmlns:w15="http://schemas.microsoft.com/office/word/2012/wordml" xmlns:w16cex="http://schemas.microsoft.com/office/word/2018/wordml/cex" xmlns:w16cid="http://schemas.microsoft.com/office/word/2016/wordml/cid" xmlns:w16="http://schemas.microsoft.com/office/word/2018/wordml" xmlns:w16du="http://schemas.microsoft.com/office/word/2023/wordml/word16du" xmlns:w16sdtdh="http://schemas.microsoft.com/office/word/2020/wordml/sdtdatahash" xmlns:w16se="http://schemas.microsoft.com/office/word/2015/wordml/symex" xmlns:wpg="http://schemas.microsoft.com/office/word/2010/wordprocessingGroup" xmlns:wpi="http://schemas.microsoft.com/office/word/2010/wordprocessingInk" xmlns:wne="http://schemas.microsoft.com/office/word/2006/wordml" xmlns:wps="http://schemas.microsoft.com/office/word/2010/wordprocessingShape" mc:Ignorable="w14 w15 w16se w16cid w16 w16cex w16sdtdh w16du wp14">
   <w:footnote w:type="separator" w:id="-1">
     <w:p>
       <w:r>
@@ -2244,7 +2111,7 @@
 </file>
 
 <file path=word/numbering.xml><?xml version="1.0" encoding="utf-8"?>
-<w:numbering xmlns:wpc="http://schemas.microsoft.com/office/word/2010/wordprocessingCanvas" xmlns:cx="http://schemas.microsoft.com/office/drawing/2014/chartex" xmlns:cx1="http://schemas.microsoft.com/office/drawing/2015/9/8/chartex" xmlns:cx2="http://schemas.microsoft.com/office/drawing/2015/10/21/chartex" xmlns:cx3="http://schemas.microsoft.com/office/drawing/2016/5/9/chartex" xmlns:cx4="http://schemas.microsoft.com/office/drawing/2016/5/10/chartex" xmlns:cx5="http://schemas.microsoft.com/office/drawing/2016/5/11/chartex" xmlns:cx6="http://schemas.microsoft.com/office/drawing/2016/5/12/chartex" xmlns:cx7="http://schemas.microsoft.com/office/drawing/2016/5/13/chartex" xmlns:cx8="http://schemas.microsoft.com/office/drawing/2016/5/14/chartex" xmlns:mc="http://schemas.openxmlformats.org/markup-compatibility/2006" xmlns:aink="http://schemas.microsoft.com/office/drawing/2016/ink" xmlns:am3d="http://schemas.microsoft.com/office/drawing/2017/model3d" xmlns:o="urn:schemas-microsoft-com:office:office" xmlns:r="http://schemas.openxmlformats.org/officeDocument/2006/relationships" xmlns:m="http://schemas.openxmlformats.org/officeDocument/2006/math" xmlns:v="urn:schemas-microsoft-com:vml" xmlns:wp14="http://schemas.microsoft.com/office/word/2010/wordprocessingDrawing" xmlns:wp="http://schemas.openxmlformats.org/drawingml/2006/wordprocessingDrawing" xmlns:w10="urn:schemas-microsoft-com:office:word" xmlns:w="http://schemas.openxmlformats.org/wordprocessingml/2006/main" xmlns:w14="http://schemas.microsoft.com/office/word/2010/wordml" xmlns:w15="http://schemas.microsoft.com/office/word/2012/wordml" xmlns:w16cex="http://schemas.microsoft.com/office/word/2018/wordml/cex" xmlns:w16cid="http://schemas.microsoft.com/office/word/2016/wordml/cid" xmlns:w16="http://schemas.microsoft.com/office/word/2018/wordml" xmlns:w16sdtdh="http://schemas.microsoft.com/office/word/2020/wordml/sdtdatahash" xmlns:w16se="http://schemas.microsoft.com/office/word/2015/wordml/symex" xmlns:wpg="http://schemas.microsoft.com/office/word/2010/wordprocessingGroup" xmlns:wpi="http://schemas.microsoft.com/office/word/2010/wordprocessingInk" xmlns:wne="http://schemas.microsoft.com/office/word/2006/wordml" xmlns:wps="http://schemas.microsoft.com/office/word/2010/wordprocessingShape" mc:Ignorable="w14 w15 w16se w16cid w16 w16cex w16sdtdh wp14">
+<w:numbering xmlns:wpc="http://schemas.microsoft.com/office/word/2010/wordprocessingCanvas" xmlns:cx="http://schemas.microsoft.com/office/drawing/2014/chartex" xmlns:cx1="http://schemas.microsoft.com/office/drawing/2015/9/8/chartex" xmlns:cx2="http://schemas.microsoft.com/office/drawing/2015/10/21/chartex" xmlns:cx3="http://schemas.microsoft.com/office/drawing/2016/5/9/chartex" xmlns:cx4="http://schemas.microsoft.com/office/drawing/2016/5/10/chartex" xmlns:cx5="http://schemas.microsoft.com/office/drawing/2016/5/11/chartex" xmlns:cx6="http://schemas.microsoft.com/office/drawing/2016/5/12/chartex" xmlns:cx7="http://schemas.microsoft.com/office/drawing/2016/5/13/chartex" xmlns:cx8="http://schemas.microsoft.com/office/drawing/2016/5/14/chartex" xmlns:mc="http://schemas.openxmlformats.org/markup-compatibility/2006" xmlns:aink="http://schemas.microsoft.com/office/drawing/2016/ink" xmlns:am3d="http://schemas.microsoft.com/office/drawing/2017/model3d" xmlns:o="urn:schemas-microsoft-com:office:office" xmlns:oel="http://schemas.microsoft.com/office/2019/extlst" xmlns:r="http://schemas.openxmlformats.org/officeDocument/2006/relationships" xmlns:m="http://schemas.openxmlformats.org/officeDocument/2006/math" xmlns:v="urn:schemas-microsoft-com:vml" xmlns:wp14="http://schemas.microsoft.com/office/word/2010/wordprocessingDrawing" xmlns:wp="http://schemas.openxmlformats.org/drawingml/2006/wordprocessingDrawing" xmlns:w10="urn:schemas-microsoft-com:office:word" xmlns:w="http://schemas.openxmlformats.org/wordprocessingml/2006/main" xmlns:w14="http://schemas.microsoft.com/office/word/2010/wordml" xmlns:w15="http://schemas.microsoft.com/office/word/2012/wordml" xmlns:w16cex="http://schemas.microsoft.com/office/word/2018/wordml/cex" xmlns:w16cid="http://schemas.microsoft.com/office/word/2016/wordml/cid" xmlns:w16="http://schemas.microsoft.com/office/word/2018/wordml" xmlns:w16du="http://schemas.microsoft.com/office/word/2023/wordml/word16du" xmlns:w16sdtdh="http://schemas.microsoft.com/office/word/2020/wordml/sdtdatahash" xmlns:w16se="http://schemas.microsoft.com/office/word/2015/wordml/symex" xmlns:wpg="http://schemas.microsoft.com/office/word/2010/wordprocessingGroup" xmlns:wpi="http://schemas.microsoft.com/office/word/2010/wordprocessingInk" xmlns:wne="http://schemas.microsoft.com/office/word/2006/wordml" xmlns:wps="http://schemas.microsoft.com/office/word/2010/wordprocessingShape" mc:Ignorable="w14 w15 w16se w16cid w16 w16cex w16sdtdh w16du wp14">
   <w:abstractNum w:abstractNumId="0" w15:restartNumberingAfterBreak="0">
     <w:nsid w:val="0421186D"/>
     <w:multiLevelType w:val="multilevel"/>
@@ -7545,142 +7412,142 @@
       </w:rPr>
     </w:lvl>
   </w:abstractNum>
-  <w:num w:numId="1">
+  <w:num w:numId="1" w16cid:durableId="448933800">
     <w:abstractNumId w:val="3"/>
   </w:num>
-  <w:num w:numId="2">
+  <w:num w:numId="2" w16cid:durableId="2141803279">
     <w:abstractNumId w:val="20"/>
   </w:num>
-  <w:num w:numId="3">
+  <w:num w:numId="3" w16cid:durableId="1981228257">
     <w:abstractNumId w:val="18"/>
   </w:num>
-  <w:num w:numId="4">
+  <w:num w:numId="4" w16cid:durableId="301664362">
     <w:abstractNumId w:val="17"/>
   </w:num>
-  <w:num w:numId="5">
+  <w:num w:numId="5" w16cid:durableId="722950859">
     <w:abstractNumId w:val="5"/>
   </w:num>
-  <w:num w:numId="6">
+  <w:num w:numId="6" w16cid:durableId="822620693">
     <w:abstractNumId w:val="22"/>
   </w:num>
-  <w:num w:numId="7">
+  <w:num w:numId="7" w16cid:durableId="1442129">
     <w:abstractNumId w:val="26"/>
   </w:num>
-  <w:num w:numId="8">
+  <w:num w:numId="8" w16cid:durableId="2063089445">
     <w:abstractNumId w:val="35"/>
   </w:num>
-  <w:num w:numId="9">
+  <w:num w:numId="9" w16cid:durableId="340745952">
     <w:abstractNumId w:val="8"/>
   </w:num>
-  <w:num w:numId="10">
+  <w:num w:numId="10" w16cid:durableId="967199135">
     <w:abstractNumId w:val="33"/>
   </w:num>
-  <w:num w:numId="11">
+  <w:num w:numId="11" w16cid:durableId="1187600318">
     <w:abstractNumId w:val="13"/>
   </w:num>
-  <w:num w:numId="12">
+  <w:num w:numId="12" w16cid:durableId="98112723">
     <w:abstractNumId w:val="12"/>
   </w:num>
-  <w:num w:numId="13">
+  <w:num w:numId="13" w16cid:durableId="1998024454">
     <w:abstractNumId w:val="4"/>
   </w:num>
-  <w:num w:numId="14">
+  <w:num w:numId="14" w16cid:durableId="1715038672">
     <w:abstractNumId w:val="44"/>
   </w:num>
-  <w:num w:numId="15">
+  <w:num w:numId="15" w16cid:durableId="378552167">
     <w:abstractNumId w:val="19"/>
   </w:num>
-  <w:num w:numId="16">
+  <w:num w:numId="16" w16cid:durableId="71581994">
     <w:abstractNumId w:val="6"/>
   </w:num>
-  <w:num w:numId="17">
+  <w:num w:numId="17" w16cid:durableId="633296334">
     <w:abstractNumId w:val="16"/>
   </w:num>
-  <w:num w:numId="18">
+  <w:num w:numId="18" w16cid:durableId="841699626">
     <w:abstractNumId w:val="31"/>
   </w:num>
-  <w:num w:numId="19">
+  <w:num w:numId="19" w16cid:durableId="1685093385">
     <w:abstractNumId w:val="25"/>
   </w:num>
-  <w:num w:numId="20">
+  <w:num w:numId="20" w16cid:durableId="656110652">
     <w:abstractNumId w:val="21"/>
   </w:num>
-  <w:num w:numId="21">
+  <w:num w:numId="21" w16cid:durableId="310445357">
     <w:abstractNumId w:val="38"/>
   </w:num>
-  <w:num w:numId="22">
+  <w:num w:numId="22" w16cid:durableId="890070687">
     <w:abstractNumId w:val="40"/>
   </w:num>
-  <w:num w:numId="23">
+  <w:num w:numId="23" w16cid:durableId="441925482">
     <w:abstractNumId w:val="10"/>
   </w:num>
-  <w:num w:numId="24">
+  <w:num w:numId="24" w16cid:durableId="1747144355">
     <w:abstractNumId w:val="36"/>
   </w:num>
-  <w:num w:numId="25">
+  <w:num w:numId="25" w16cid:durableId="795103168">
     <w:abstractNumId w:val="30"/>
   </w:num>
-  <w:num w:numId="26">
+  <w:num w:numId="26" w16cid:durableId="1950236477">
     <w:abstractNumId w:val="0"/>
   </w:num>
-  <w:num w:numId="27">
+  <w:num w:numId="27" w16cid:durableId="872618188">
     <w:abstractNumId w:val="23"/>
   </w:num>
-  <w:num w:numId="28">
+  <w:num w:numId="28" w16cid:durableId="1709376716">
     <w:abstractNumId w:val="27"/>
   </w:num>
-  <w:num w:numId="29">
+  <w:num w:numId="29" w16cid:durableId="558634088">
     <w:abstractNumId w:val="29"/>
   </w:num>
-  <w:num w:numId="30">
+  <w:num w:numId="30" w16cid:durableId="1061100333">
     <w:abstractNumId w:val="28"/>
   </w:num>
-  <w:num w:numId="31">
+  <w:num w:numId="31" w16cid:durableId="1669946074">
     <w:abstractNumId w:val="42"/>
   </w:num>
-  <w:num w:numId="32">
+  <w:num w:numId="32" w16cid:durableId="89587902">
     <w:abstractNumId w:val="9"/>
   </w:num>
-  <w:num w:numId="33">
+  <w:num w:numId="33" w16cid:durableId="1131292229">
     <w:abstractNumId w:val="15"/>
   </w:num>
-  <w:num w:numId="34">
+  <w:num w:numId="34" w16cid:durableId="2143501536">
     <w:abstractNumId w:val="7"/>
   </w:num>
-  <w:num w:numId="35">
+  <w:num w:numId="35" w16cid:durableId="817572747">
     <w:abstractNumId w:val="34"/>
   </w:num>
-  <w:num w:numId="36">
+  <w:num w:numId="36" w16cid:durableId="1116681974">
     <w:abstractNumId w:val="45"/>
   </w:num>
-  <w:num w:numId="37">
+  <w:num w:numId="37" w16cid:durableId="638649352">
     <w:abstractNumId w:val="43"/>
   </w:num>
-  <w:num w:numId="38">
+  <w:num w:numId="38" w16cid:durableId="399257334">
     <w:abstractNumId w:val="2"/>
   </w:num>
-  <w:num w:numId="39">
+  <w:num w:numId="39" w16cid:durableId="355616024">
     <w:abstractNumId w:val="41"/>
   </w:num>
-  <w:num w:numId="40">
+  <w:num w:numId="40" w16cid:durableId="1436099723">
     <w:abstractNumId w:val="1"/>
   </w:num>
-  <w:num w:numId="41">
+  <w:num w:numId="41" w16cid:durableId="1712614653">
     <w:abstractNumId w:val="37"/>
   </w:num>
-  <w:num w:numId="42">
+  <w:num w:numId="42" w16cid:durableId="821460107">
     <w:abstractNumId w:val="32"/>
   </w:num>
-  <w:num w:numId="43">
+  <w:num w:numId="43" w16cid:durableId="71851752">
     <w:abstractNumId w:val="39"/>
   </w:num>
-  <w:num w:numId="44">
+  <w:num w:numId="44" w16cid:durableId="508838298">
     <w:abstractNumId w:val="24"/>
   </w:num>
-  <w:num w:numId="45">
+  <w:num w:numId="45" w16cid:durableId="10300482">
     <w:abstractNumId w:val="11"/>
   </w:num>
-  <w:num w:numId="46">
+  <w:num w:numId="46" w16cid:durableId="1797404298">
     <w:abstractNumId w:val="14"/>
   </w:num>
   <w:numIdMacAtCleanup w:val="46"/>
@@ -7688,7 +7555,7 @@
 </file>
 
 <file path=word/styles.xml><?xml version="1.0" encoding="utf-8"?>
-<w:styles xmlns:mc="http://schemas.openxmlformats.org/markup-compatibility/2006" xmlns:r="http://schemas.openxmlformats.org/officeDocument/2006/relationships" xmlns:w="http://schemas.openxmlformats.org/wordprocessingml/2006/main" xmlns:w14="http://schemas.microsoft.com/office/word/2010/wordml" xmlns:w15="http://schemas.microsoft.com/office/word/2012/wordml" xmlns:w16cex="http://schemas.microsoft.com/office/word/2018/wordml/cex" xmlns:w16cid="http://schemas.microsoft.com/office/word/2016/wordml/cid" xmlns:w16="http://schemas.microsoft.com/office/word/2018/wordml" xmlns:w16sdtdh="http://schemas.microsoft.com/office/word/2020/wordml/sdtdatahash" xmlns:w16se="http://schemas.microsoft.com/office/word/2015/wordml/symex" mc:Ignorable="w14 w15 w16se w16cid w16 w16cex w16sdtdh">
+<w:styles xmlns:mc="http://schemas.openxmlformats.org/markup-compatibility/2006" xmlns:r="http://schemas.openxmlformats.org/officeDocument/2006/relationships" xmlns:w="http://schemas.openxmlformats.org/wordprocessingml/2006/main" xmlns:w14="http://schemas.microsoft.com/office/word/2010/wordml" xmlns:w15="http://schemas.microsoft.com/office/word/2012/wordml" xmlns:w16cex="http://schemas.microsoft.com/office/word/2018/wordml/cex" xmlns:w16cid="http://schemas.microsoft.com/office/word/2016/wordml/cid" xmlns:w16="http://schemas.microsoft.com/office/word/2018/wordml" xmlns:w16du="http://schemas.microsoft.com/office/word/2023/wordml/word16du" xmlns:w16sdtdh="http://schemas.microsoft.com/office/word/2020/wordml/sdtdatahash" xmlns:w16se="http://schemas.microsoft.com/office/word/2015/wordml/symex" mc:Ignorable="w14 w15 w16se w16cid w16 w16cex w16sdtdh w16du">
   <w:docDefaults>
     <w:rPrDefault>
       <w:rPr>
@@ -8082,7 +7949,7 @@
     <w:lsdException w:name="Unresolved Mention" w:semiHidden="1" w:unhideWhenUsed="1"/>
     <w:lsdException w:name="Smart Link" w:semiHidden="1" w:unhideWhenUsed="1"/>
   </w:latentStyles>
-  <w:style w:type="paragraph" w:default="1" w:styleId="a">
+  <w:style w:type="paragraph" w:default="1" w:styleId="Normal">
     <w:name w:val="Normal"/>
     <w:qFormat/>
     <w:rsid w:val="005A2A15"/>
@@ -8094,11 +7961,11 @@
       <w:szCs w:val="24"/>
     </w:rPr>
   </w:style>
-  <w:style w:type="paragraph" w:styleId="1">
+  <w:style w:type="paragraph" w:styleId="Heading1">
     <w:name w:val="heading 1"/>
-    <w:basedOn w:val="a"/>
-    <w:next w:val="a"/>
-    <w:link w:val="10"/>
+    <w:basedOn w:val="Normal"/>
+    <w:next w:val="Normal"/>
+    <w:link w:val="Heading1Char"/>
     <w:uiPriority w:val="99"/>
     <w:qFormat/>
     <w:rsid w:val="005A2A15"/>
@@ -8118,11 +7985,11 @@
       <w:szCs w:val="28"/>
     </w:rPr>
   </w:style>
-  <w:style w:type="paragraph" w:styleId="2">
+  <w:style w:type="paragraph" w:styleId="Heading2">
     <w:name w:val="heading 2"/>
-    <w:basedOn w:val="a"/>
-    <w:next w:val="a"/>
-    <w:link w:val="20"/>
+    <w:basedOn w:val="Normal"/>
+    <w:next w:val="Normal"/>
+    <w:link w:val="Heading2Char"/>
     <w:uiPriority w:val="99"/>
     <w:qFormat/>
     <w:rsid w:val="005A2A15"/>
@@ -8142,11 +8009,11 @@
       <w:szCs w:val="20"/>
     </w:rPr>
   </w:style>
-  <w:style w:type="paragraph" w:styleId="3">
+  <w:style w:type="paragraph" w:styleId="Heading3">
     <w:name w:val="heading 3"/>
-    <w:basedOn w:val="a"/>
-    <w:next w:val="a"/>
-    <w:link w:val="30"/>
+    <w:basedOn w:val="Normal"/>
+    <w:next w:val="Normal"/>
+    <w:link w:val="Heading3Char"/>
     <w:uiPriority w:val="99"/>
     <w:qFormat/>
     <w:rsid w:val="005A2A15"/>
@@ -8166,11 +8033,11 @@
       <w:lang w:val="en-US"/>
     </w:rPr>
   </w:style>
-  <w:style w:type="paragraph" w:styleId="4">
+  <w:style w:type="paragraph" w:styleId="Heading4">
     <w:name w:val="heading 4"/>
-    <w:basedOn w:val="a"/>
-    <w:next w:val="a"/>
-    <w:link w:val="40"/>
+    <w:basedOn w:val="Normal"/>
+    <w:next w:val="Normal"/>
+    <w:link w:val="Heading4Char"/>
     <w:uiPriority w:val="99"/>
     <w:qFormat/>
     <w:rsid w:val="005A2A15"/>
@@ -8190,12 +8057,13 @@
       <w:szCs w:val="32"/>
     </w:rPr>
   </w:style>
-  <w:style w:type="character" w:default="1" w:styleId="a0">
+  <w:style w:type="character" w:default="1" w:styleId="DefaultParagraphFont">
     <w:name w:val="Default Paragraph Font"/>
     <w:uiPriority w:val="1"/>
+    <w:semiHidden/>
     <w:unhideWhenUsed/>
   </w:style>
-  <w:style w:type="table" w:default="1" w:styleId="a1">
+  <w:style w:type="table" w:default="1" w:styleId="TableNormal">
     <w:name w:val="Normal Table"/>
     <w:uiPriority w:val="99"/>
     <w:semiHidden/>
@@ -8210,16 +8078,16 @@
       </w:tblCellMar>
     </w:tblPr>
   </w:style>
-  <w:style w:type="numbering" w:default="1" w:styleId="a2">
+  <w:style w:type="numbering" w:default="1" w:styleId="NoList">
     <w:name w:val="No List"/>
     <w:uiPriority w:val="99"/>
     <w:semiHidden/>
     <w:unhideWhenUsed/>
   </w:style>
-  <w:style w:type="character" w:customStyle="1" w:styleId="10">
-    <w:name w:val="Заголовок 1 Знак"/>
-    <w:basedOn w:val="a0"/>
-    <w:link w:val="1"/>
+  <w:style w:type="character" w:customStyle="1" w:styleId="Heading1Char">
+    <w:name w:val="Heading 1 Char"/>
+    <w:basedOn w:val="DefaultParagraphFont"/>
+    <w:link w:val="Heading1"/>
     <w:uiPriority w:val="99"/>
     <w:locked/>
     <w:rsid w:val="005A2A15"/>
@@ -8232,10 +8100,10 @@
       <w:szCs w:val="32"/>
     </w:rPr>
   </w:style>
-  <w:style w:type="character" w:customStyle="1" w:styleId="20">
-    <w:name w:val="Заголовок 2 Знак"/>
-    <w:basedOn w:val="a0"/>
-    <w:link w:val="2"/>
+  <w:style w:type="character" w:customStyle="1" w:styleId="Heading2Char">
+    <w:name w:val="Heading 2 Char"/>
+    <w:basedOn w:val="DefaultParagraphFont"/>
+    <w:link w:val="Heading2"/>
     <w:uiPriority w:val="99"/>
     <w:semiHidden/>
     <w:locked/>
@@ -8250,10 +8118,10 @@
       <w:szCs w:val="28"/>
     </w:rPr>
   </w:style>
-  <w:style w:type="character" w:customStyle="1" w:styleId="30">
-    <w:name w:val="Заголовок 3 Знак"/>
-    <w:basedOn w:val="a0"/>
-    <w:link w:val="3"/>
+  <w:style w:type="character" w:customStyle="1" w:styleId="Heading3Char">
+    <w:name w:val="Heading 3 Char"/>
+    <w:basedOn w:val="DefaultParagraphFont"/>
+    <w:link w:val="Heading3"/>
     <w:uiPriority w:val="99"/>
     <w:semiHidden/>
     <w:locked/>
@@ -8266,10 +8134,10 @@
       <w:szCs w:val="26"/>
     </w:rPr>
   </w:style>
-  <w:style w:type="character" w:customStyle="1" w:styleId="40">
-    <w:name w:val="Заголовок 4 Знак"/>
-    <w:basedOn w:val="a0"/>
-    <w:link w:val="4"/>
+  <w:style w:type="character" w:customStyle="1" w:styleId="Heading4Char">
+    <w:name w:val="Heading 4 Char"/>
+    <w:basedOn w:val="DefaultParagraphFont"/>
+    <w:link w:val="Heading4"/>
     <w:uiPriority w:val="99"/>
     <w:semiHidden/>
     <w:locked/>
@@ -8282,10 +8150,10 @@
       <w:szCs w:val="28"/>
     </w:rPr>
   </w:style>
-  <w:style w:type="paragraph" w:styleId="a3">
+  <w:style w:type="paragraph" w:styleId="Title">
     <w:name w:val="Title"/>
-    <w:basedOn w:val="a"/>
-    <w:link w:val="a4"/>
+    <w:basedOn w:val="Normal"/>
+    <w:link w:val="TitleChar"/>
     <w:uiPriority w:val="99"/>
     <w:qFormat/>
     <w:rsid w:val="005A2A15"/>
@@ -8303,10 +8171,10 @@
       <w:szCs w:val="20"/>
     </w:rPr>
   </w:style>
-  <w:style w:type="character" w:customStyle="1" w:styleId="a4">
-    <w:name w:val="Заголовок Знак"/>
-    <w:basedOn w:val="a0"/>
-    <w:link w:val="a3"/>
+  <w:style w:type="character" w:customStyle="1" w:styleId="TitleChar">
+    <w:name w:val="Title Char"/>
+    <w:basedOn w:val="DefaultParagraphFont"/>
+    <w:link w:val="Title"/>
     <w:uiPriority w:val="99"/>
     <w:locked/>
     <w:rsid w:val="005A2A15"/>
@@ -8319,10 +8187,10 @@
       <w:szCs w:val="32"/>
     </w:rPr>
   </w:style>
-  <w:style w:type="paragraph" w:styleId="a5">
+  <w:style w:type="paragraph" w:styleId="BodyText">
     <w:name w:val="Body Text"/>
-    <w:basedOn w:val="a"/>
-    <w:link w:val="a6"/>
+    <w:basedOn w:val="Normal"/>
+    <w:link w:val="BodyTextChar"/>
     <w:uiPriority w:val="99"/>
     <w:rsid w:val="005A2A15"/>
     <w:pPr>
@@ -8338,10 +8206,10 @@
       <w:szCs w:val="28"/>
     </w:rPr>
   </w:style>
-  <w:style w:type="character" w:customStyle="1" w:styleId="a6">
-    <w:name w:val="Основной текст Знак"/>
-    <w:basedOn w:val="a0"/>
-    <w:link w:val="a5"/>
+  <w:style w:type="character" w:customStyle="1" w:styleId="BodyTextChar">
+    <w:name w:val="Body Text Char"/>
+    <w:basedOn w:val="DefaultParagraphFont"/>
+    <w:link w:val="BodyText"/>
     <w:uiPriority w:val="99"/>
     <w:semiHidden/>
     <w:locked/>
@@ -8354,7 +8222,7 @@
   </w:style>
   <w:style w:type="paragraph" w:customStyle="1" w:styleId="H1">
     <w:name w:val="H1"/>
-    <w:basedOn w:val="a"/>
+    <w:basedOn w:val="Normal"/>
     <w:next w:val="MAINTEXT1"/>
     <w:link w:val="H10"/>
     <w:qFormat/>
@@ -8393,7 +8261,7 @@
   </w:style>
   <w:style w:type="character" w:customStyle="1" w:styleId="H10">
     <w:name w:val="H1 Знак"/>
-    <w:basedOn w:val="a0"/>
+    <w:basedOn w:val="DefaultParagraphFont"/>
     <w:link w:val="H1"/>
     <w:rsid w:val="00F26346"/>
     <w:rPr>
@@ -8415,10 +8283,10 @@
       <w:szCs w:val="28"/>
     </w:rPr>
   </w:style>
-  <w:style w:type="paragraph" w:styleId="a7">
+  <w:style w:type="paragraph" w:styleId="Header">
     <w:name w:val="header"/>
-    <w:basedOn w:val="a"/>
-    <w:link w:val="a8"/>
+    <w:basedOn w:val="Normal"/>
+    <w:link w:val="HeaderChar"/>
     <w:uiPriority w:val="99"/>
     <w:unhideWhenUsed/>
     <w:rsid w:val="0002180F"/>
@@ -8429,10 +8297,10 @@
       </w:tabs>
     </w:pPr>
   </w:style>
-  <w:style w:type="character" w:customStyle="1" w:styleId="a8">
-    <w:name w:val="Верхний колонтитул Знак"/>
-    <w:basedOn w:val="a0"/>
-    <w:link w:val="a7"/>
+  <w:style w:type="character" w:customStyle="1" w:styleId="HeaderChar">
+    <w:name w:val="Header Char"/>
+    <w:basedOn w:val="DefaultParagraphFont"/>
+    <w:link w:val="Header"/>
     <w:uiPriority w:val="99"/>
     <w:rsid w:val="0002180F"/>
     <w:rPr>
@@ -8440,10 +8308,10 @@
       <w:szCs w:val="24"/>
     </w:rPr>
   </w:style>
-  <w:style w:type="paragraph" w:styleId="a9">
+  <w:style w:type="paragraph" w:styleId="Footer">
     <w:name w:val="footer"/>
-    <w:basedOn w:val="a"/>
-    <w:link w:val="aa"/>
+    <w:basedOn w:val="Normal"/>
+    <w:link w:val="FooterChar"/>
     <w:uiPriority w:val="99"/>
     <w:unhideWhenUsed/>
     <w:rsid w:val="0002180F"/>
@@ -8454,10 +8322,10 @@
       </w:tabs>
     </w:pPr>
   </w:style>
-  <w:style w:type="character" w:customStyle="1" w:styleId="aa">
-    <w:name w:val="Нижний колонтитул Знак"/>
-    <w:basedOn w:val="a0"/>
-    <w:link w:val="a9"/>
+  <w:style w:type="character" w:customStyle="1" w:styleId="FooterChar">
+    <w:name w:val="Footer Char"/>
+    <w:basedOn w:val="DefaultParagraphFont"/>
+    <w:link w:val="Footer"/>
     <w:uiPriority w:val="99"/>
     <w:rsid w:val="0002180F"/>
     <w:rPr>
@@ -8467,7 +8335,7 @@
   </w:style>
   <w:style w:type="paragraph" w:customStyle="1" w:styleId="DIV1">
     <w:name w:val="DIV1"/>
-    <w:basedOn w:val="ab"/>
+    <w:basedOn w:val="ListParagraph"/>
     <w:next w:val="MAINTEXT1"/>
     <w:qFormat/>
     <w:rsid w:val="00C72183"/>
@@ -8485,9 +8353,9 @@
       <w:sz w:val="28"/>
     </w:rPr>
   </w:style>
-  <w:style w:type="paragraph" w:styleId="ab">
+  <w:style w:type="paragraph" w:styleId="ListParagraph">
     <w:name w:val="List Paragraph"/>
-    <w:basedOn w:val="a"/>
+    <w:basedOn w:val="Normal"/>
     <w:uiPriority w:val="34"/>
     <w:qFormat/>
     <w:rsid w:val="008331DB"/>
@@ -8496,17 +8364,17 @@
       <w:contextualSpacing/>
     </w:pPr>
   </w:style>
-  <w:style w:type="paragraph" w:styleId="ac">
+  <w:style w:type="paragraph" w:styleId="Bibliography">
     <w:name w:val="Bibliography"/>
-    <w:basedOn w:val="a"/>
-    <w:next w:val="a"/>
+    <w:basedOn w:val="Normal"/>
+    <w:next w:val="Normal"/>
     <w:uiPriority w:val="37"/>
     <w:unhideWhenUsed/>
     <w:rsid w:val="00EE1F7E"/>
   </w:style>
   <w:style w:type="paragraph" w:customStyle="1" w:styleId="DIV2">
     <w:name w:val="DIV2"/>
-    <w:basedOn w:val="ab"/>
+    <w:basedOn w:val="ListParagraph"/>
     <w:next w:val="MAINTEXT2"/>
     <w:qFormat/>
     <w:rsid w:val="00C72183"/>
@@ -8525,10 +8393,10 @@
       <w:sz w:val="28"/>
     </w:rPr>
   </w:style>
-  <w:style w:type="paragraph" w:styleId="31">
+  <w:style w:type="paragraph" w:styleId="TOC3">
     <w:name w:val="toc 3"/>
-    <w:basedOn w:val="a"/>
-    <w:next w:val="a"/>
+    <w:basedOn w:val="Normal"/>
+    <w:next w:val="Normal"/>
     <w:autoRedefine/>
     <w:uiPriority w:val="39"/>
     <w:locked/>
@@ -8541,10 +8409,10 @@
       <w:sz w:val="28"/>
     </w:rPr>
   </w:style>
-  <w:style w:type="paragraph" w:styleId="11">
+  <w:style w:type="paragraph" w:styleId="TOC1">
     <w:name w:val="toc 1"/>
-    <w:basedOn w:val="a"/>
-    <w:next w:val="a"/>
+    <w:basedOn w:val="Normal"/>
+    <w:next w:val="Normal"/>
     <w:autoRedefine/>
     <w:uiPriority w:val="39"/>
     <w:locked/>
@@ -8560,10 +8428,10 @@
       <w:sz w:val="28"/>
     </w:rPr>
   </w:style>
-  <w:style w:type="paragraph" w:styleId="21">
+  <w:style w:type="paragraph" w:styleId="TOC2">
     <w:name w:val="toc 2"/>
-    <w:basedOn w:val="a"/>
-    <w:next w:val="a"/>
+    <w:basedOn w:val="Normal"/>
+    <w:next w:val="Normal"/>
     <w:autoRedefine/>
     <w:uiPriority w:val="39"/>
     <w:locked/>
@@ -8582,9 +8450,9 @@
       <w:szCs w:val="28"/>
     </w:rPr>
   </w:style>
-  <w:style w:type="character" w:styleId="ad">
+  <w:style w:type="character" w:styleId="Hyperlink">
     <w:name w:val="Hyperlink"/>
-    <w:basedOn w:val="a0"/>
+    <w:basedOn w:val="DefaultParagraphFont"/>
     <w:uiPriority w:val="99"/>
     <w:unhideWhenUsed/>
     <w:rsid w:val="00C03BE7"/>
@@ -8603,9 +8471,9 @@
       <w:outlineLvl w:val="9"/>
     </w:pPr>
   </w:style>
-  <w:style w:type="character" w:styleId="ae">
+  <w:style w:type="character" w:styleId="PlaceholderText">
     <w:name w:val="Placeholder Text"/>
-    <w:basedOn w:val="a0"/>
+    <w:basedOn w:val="DefaultParagraphFont"/>
     <w:uiPriority w:val="99"/>
     <w:semiHidden/>
     <w:rsid w:val="00ED438A"/>
@@ -8613,9 +8481,9 @@
       <w:color w:val="808080"/>
     </w:rPr>
   </w:style>
-  <w:style w:type="table" w:styleId="af">
+  <w:style w:type="table" w:styleId="TableGrid">
     <w:name w:val="Table Grid"/>
-    <w:basedOn w:val="a1"/>
+    <w:basedOn w:val="TableNormal"/>
     <w:locked/>
     <w:rsid w:val="007151DF"/>
     <w:pPr>
@@ -8632,10 +8500,10 @@
       </w:tblBorders>
     </w:tblPr>
   </w:style>
-  <w:style w:type="paragraph" w:styleId="af0">
+  <w:style w:type="paragraph" w:styleId="Caption">
     <w:name w:val="caption"/>
-    <w:basedOn w:val="a"/>
-    <w:next w:val="a"/>
+    <w:basedOn w:val="Normal"/>
+    <w:next w:val="Normal"/>
     <w:unhideWhenUsed/>
     <w:locked/>
     <w:rsid w:val="000214A2"/>
@@ -8651,10 +8519,10 @@
       <w:szCs w:val="28"/>
     </w:rPr>
   </w:style>
-  <w:style w:type="paragraph" w:styleId="41">
+  <w:style w:type="paragraph" w:styleId="TOC4">
     <w:name w:val="toc 4"/>
-    <w:basedOn w:val="a"/>
-    <w:next w:val="a"/>
+    <w:basedOn w:val="Normal"/>
+    <w:next w:val="Normal"/>
     <w:autoRedefine/>
     <w:locked/>
     <w:rsid w:val="00CA1852"/>
@@ -8727,7 +8595,7 @@
   </w:style>
   <w:style w:type="paragraph" w:customStyle="1" w:styleId="TABLECAPTION">
     <w:name w:val="TABLE CAPTION"/>
-    <w:basedOn w:val="af0"/>
+    <w:basedOn w:val="Caption"/>
     <w:qFormat/>
     <w:rsid w:val="00C72183"/>
     <w:pPr>
@@ -8769,7 +8637,7 @@
   </w:style>
   <w:style w:type="paragraph" w:customStyle="1" w:styleId="PICTURECAPTION">
     <w:name w:val="PICTURE CAPTION"/>
-    <w:basedOn w:val="af0"/>
+    <w:basedOn w:val="Caption"/>
     <w:qFormat/>
     <w:rsid w:val="00C72183"/>
     <w:pPr>
@@ -9196,9 +9064,9 @@
       <w:jc w:val="left"/>
     </w:pPr>
   </w:style>
-  <w:style w:type="paragraph" w:styleId="af1">
+  <w:style w:type="paragraph" w:styleId="NormalWeb">
     <w:name w:val="Normal (Web)"/>
-    <w:basedOn w:val="a"/>
+    <w:basedOn w:val="Normal"/>
     <w:uiPriority w:val="99"/>
     <w:semiHidden/>
     <w:unhideWhenUsed/>

--- a/big-data/lab03/lab03.docx
+++ b/big-data/lab03/lab03.docx
@@ -1,6 +1,6 @@
 
 <file path=word/document.xml><?xml version="1.0" encoding="utf-8"?>
-<w:document xmlns:wpc="http://schemas.microsoft.com/office/word/2010/wordprocessingCanvas" xmlns:cx="http://schemas.microsoft.com/office/drawing/2014/chartex" xmlns:cx1="http://schemas.microsoft.com/office/drawing/2015/9/8/chartex" xmlns:cx2="http://schemas.microsoft.com/office/drawing/2015/10/21/chartex" xmlns:cx3="http://schemas.microsoft.com/office/drawing/2016/5/9/chartex" xmlns:cx4="http://schemas.microsoft.com/office/drawing/2016/5/10/chartex" xmlns:cx5="http://schemas.microsoft.com/office/drawing/2016/5/11/chartex" xmlns:cx6="http://schemas.microsoft.com/office/drawing/2016/5/12/chartex" xmlns:cx7="http://schemas.microsoft.com/office/drawing/2016/5/13/chartex" xmlns:cx8="http://schemas.microsoft.com/office/drawing/2016/5/14/chartex" xmlns:mc="http://schemas.openxmlformats.org/markup-compatibility/2006" xmlns:aink="http://schemas.microsoft.com/office/drawing/2016/ink" xmlns:am3d="http://schemas.microsoft.com/office/drawing/2017/model3d" xmlns:o="urn:schemas-microsoft-com:office:office" xmlns:oel="http://schemas.microsoft.com/office/2019/extlst" xmlns:r="http://schemas.openxmlformats.org/officeDocument/2006/relationships" xmlns:m="http://schemas.openxmlformats.org/officeDocument/2006/math" xmlns:v="urn:schemas-microsoft-com:vml" xmlns:wp14="http://schemas.microsoft.com/office/word/2010/wordprocessingDrawing" xmlns:wp="http://schemas.openxmlformats.org/drawingml/2006/wordprocessingDrawing" xmlns:w10="urn:schemas-microsoft-com:office:word" xmlns:w="http://schemas.openxmlformats.org/wordprocessingml/2006/main" xmlns:w14="http://schemas.microsoft.com/office/word/2010/wordml" xmlns:w15="http://schemas.microsoft.com/office/word/2012/wordml" xmlns:w16cex="http://schemas.microsoft.com/office/word/2018/wordml/cex" xmlns:w16cid="http://schemas.microsoft.com/office/word/2016/wordml/cid" xmlns:w16="http://schemas.microsoft.com/office/word/2018/wordml" xmlns:w16du="http://schemas.microsoft.com/office/word/2023/wordml/word16du" xmlns:w16sdtdh="http://schemas.microsoft.com/office/word/2020/wordml/sdtdatahash" xmlns:w16se="http://schemas.microsoft.com/office/word/2015/wordml/symex" xmlns:wpg="http://schemas.microsoft.com/office/word/2010/wordprocessingGroup" xmlns:wpi="http://schemas.microsoft.com/office/word/2010/wordprocessingInk" xmlns:wne="http://schemas.microsoft.com/office/word/2006/wordml" xmlns:wps="http://schemas.microsoft.com/office/word/2010/wordprocessingShape" mc:Ignorable="w14 w15 w16se w16cid w16 w16cex w16sdtdh w16du wp14">
+<w:document xmlns:wpc="http://schemas.microsoft.com/office/word/2010/wordprocessingCanvas" xmlns:cx="http://schemas.microsoft.com/office/drawing/2014/chartex" xmlns:cx1="http://schemas.microsoft.com/office/drawing/2015/9/8/chartex" xmlns:cx2="http://schemas.microsoft.com/office/drawing/2015/10/21/chartex" xmlns:cx3="http://schemas.microsoft.com/office/drawing/2016/5/9/chartex" xmlns:cx4="http://schemas.microsoft.com/office/drawing/2016/5/10/chartex" xmlns:cx5="http://schemas.microsoft.com/office/drawing/2016/5/11/chartex" xmlns:cx6="http://schemas.microsoft.com/office/drawing/2016/5/12/chartex" xmlns:cx7="http://schemas.microsoft.com/office/drawing/2016/5/13/chartex" xmlns:cx8="http://schemas.microsoft.com/office/drawing/2016/5/14/chartex" xmlns:mc="http://schemas.openxmlformats.org/markup-compatibility/2006" xmlns:aink="http://schemas.microsoft.com/office/drawing/2016/ink" xmlns:am3d="http://schemas.microsoft.com/office/drawing/2017/model3d" xmlns:o="urn:schemas-microsoft-com:office:office" xmlns:r="http://schemas.openxmlformats.org/officeDocument/2006/relationships" xmlns:m="http://schemas.openxmlformats.org/officeDocument/2006/math" xmlns:v="urn:schemas-microsoft-com:vml" xmlns:wp14="http://schemas.microsoft.com/office/word/2010/wordprocessingDrawing" xmlns:wp="http://schemas.openxmlformats.org/drawingml/2006/wordprocessingDrawing" xmlns:w10="urn:schemas-microsoft-com:office:word" xmlns:w="http://schemas.openxmlformats.org/wordprocessingml/2006/main" xmlns:w14="http://schemas.microsoft.com/office/word/2010/wordml" xmlns:w15="http://schemas.microsoft.com/office/word/2012/wordml" xmlns:w16cex="http://schemas.microsoft.com/office/word/2018/wordml/cex" xmlns:w16cid="http://schemas.microsoft.com/office/word/2016/wordml/cid" xmlns:w16="http://schemas.microsoft.com/office/word/2018/wordml" xmlns:w16sdtdh="http://schemas.microsoft.com/office/word/2020/wordml/sdtdatahash" xmlns:w16se="http://schemas.microsoft.com/office/word/2015/wordml/symex" xmlns:wpg="http://schemas.microsoft.com/office/word/2010/wordprocessingGroup" xmlns:wpi="http://schemas.microsoft.com/office/word/2010/wordprocessingInk" xmlns:wne="http://schemas.microsoft.com/office/word/2006/wordml" xmlns:wps="http://schemas.microsoft.com/office/word/2010/wordprocessingShape" mc:Ignorable="w14 w15 w16se w16cid w16 w16cex w16sdtdh wp14">
   <w:body>
     <w:p>
       <w:pPr>
@@ -412,7 +412,7 @@
     </w:tbl>
     <w:p>
       <w:pPr>
-        <w:pStyle w:val="BodyText"/>
+        <w:pStyle w:val="a5"/>
         <w:spacing w:before="0"/>
       </w:pPr>
     </w:p>
@@ -438,7 +438,7 @@
           </w:tcPr>
           <w:p>
             <w:pPr>
-              <w:pStyle w:val="BodyText"/>
+              <w:pStyle w:val="a5"/>
               <w:spacing w:before="960"/>
               <w:rPr>
                 <w:lang w:val="en-US"/>
@@ -472,7 +472,7 @@
           </w:tcPr>
           <w:p>
             <w:pPr>
-              <w:pStyle w:val="Heading1"/>
+              <w:pStyle w:val="1"/>
               <w:keepNext w:val="0"/>
               <w:spacing w:before="720" w:after="720"/>
               <w:rPr>
@@ -503,7 +503,7 @@
           </w:tcPr>
           <w:p>
             <w:pPr>
-              <w:pStyle w:val="Heading3"/>
+              <w:pStyle w:val="3"/>
               <w:keepNext w:val="0"/>
               <w:spacing w:before="120"/>
               <w:rPr>
@@ -535,7 +535,7 @@
           </w:tcPr>
           <w:p>
             <w:pPr>
-              <w:pStyle w:val="Heading3"/>
+              <w:pStyle w:val="3"/>
               <w:keepNext w:val="0"/>
               <w:spacing w:before="240"/>
               <w:rPr>
@@ -1105,18 +1105,43 @@
         <w:pStyle w:val="MAINTEXT1"/>
       </w:pPr>
       <w:r>
-        <w:t>Аналитический сценарий проекта представлен на рисунке 1</w:t>
+        <w:t xml:space="preserve">В качестве исходных данных для выполнения лабораторной работы был использован набор данных framingham.csv, содержащий медицинские показатели пациентов и целевой признак </w:t>
+      </w:r>
+      <w:proofErr w:type="spellStart"/>
+      <w:r>
+        <w:t>TenYearCHD</w:t>
+      </w:r>
+      <w:proofErr w:type="spellEnd"/>
+      <w:r>
+        <w:t>, отражающий вероятность развития ишемической болезни сердца в течение 10 лет.</w:t>
       </w:r>
     </w:p>
     <w:p>
       <w:pPr>
+        <w:pStyle w:val="MAINTEXT1"/>
+      </w:pPr>
+      <w:r>
+        <w:t xml:space="preserve">На первом этапе была выполнена загрузка и предварительный анализ набора данных. Аналитический сценарий обработки данных в платформе </w:t>
+      </w:r>
+      <w:proofErr w:type="spellStart"/>
+      <w:r>
+        <w:t>Loginom</w:t>
+      </w:r>
+      <w:proofErr w:type="spellEnd"/>
+      <w:r>
+        <w:t xml:space="preserve"> представлен на рисунке 1.</w:t>
+      </w:r>
+    </w:p>
+    <w:p>
+      <w:pPr>
         <w:pStyle w:val="PICTURE"/>
       </w:pPr>
       <w:r>
+        <w:lastRenderedPageBreak/>
         <w:drawing>
-          <wp:inline distT="0" distB="0" distL="0" distR="0" wp14:anchorId="57642CB8" wp14:editId="545AFF00">
-            <wp:extent cx="5059908" cy="4259580"/>
-            <wp:effectExtent l="0" t="0" r="7620" b="7620"/>
+          <wp:inline distT="0" distB="0" distL="0" distR="0" wp14:anchorId="16E46D8B" wp14:editId="144065CB">
+            <wp:extent cx="5072993" cy="4057810"/>
+            <wp:effectExtent l="0" t="0" r="0" b="0"/>
             <wp:docPr id="2" name="Graphic 1"/>
             <wp:cNvGraphicFramePr>
               <a:graphicFrameLocks xmlns:a="http://schemas.openxmlformats.org/drawingml/2006/main" noChangeAspect="1"/>
@@ -1137,7 +1162,7 @@
                   <pic:spPr>
                     <a:xfrm>
                       <a:off x="0" y="0"/>
-                      <a:ext cx="5072993" cy="4270595"/>
+                      <a:ext cx="5072993" cy="4057810"/>
                     </a:xfrm>
                     <a:prstGeom prst="rect">
                       <a:avLst/>
@@ -1183,23 +1208,7 @@
         <w:pStyle w:val="MAINTEXT1"/>
       </w:pPr>
       <w:r>
-        <w:lastRenderedPageBreak/>
-        <w:t xml:space="preserve">На рисунках </w:t>
-      </w:r>
-      <w:r>
-        <w:t>2</w:t>
-      </w:r>
-      <w:r>
-        <w:t>–11 представлены</w:t>
-      </w:r>
-      <w:r>
-        <w:t xml:space="preserve"> код, настройки узлов и результаты выполнения </w:t>
-      </w:r>
-      <w:r>
-        <w:t>основных компонентов</w:t>
-      </w:r>
-      <w:r>
-        <w:t xml:space="preserve"> анализа.</w:t>
+        <w:t>Далее была проведена обработка пропущенных значений двумя способами: с использованием визуального узла платформы и средствами Python. Для дискретных признаков заполнение пропусков осуществлялось модой, так как такие признаки представлены категориальными значениями. Для числовых признаков использовалось заполнение медианой, поскольку данный метод менее чувствителен к выбросам по сравнению со средним значением. Пример обработки пропусков представлен на рисунке 2.</w:t>
       </w:r>
     </w:p>
     <w:p>
@@ -1207,11 +1216,12 @@
         <w:pStyle w:val="PICTURE"/>
       </w:pPr>
       <w:r>
+        <w:lastRenderedPageBreak/>
         <w:drawing>
-          <wp:inline distT="0" distB="0" distL="0" distR="0" wp14:anchorId="5A33EBB1" wp14:editId="482AE763">
-            <wp:extent cx="5245599" cy="2223345"/>
-            <wp:effectExtent l="0" t="0" r="0" b="5715"/>
-            <wp:docPr id="6" name="Graphic 1"/>
+          <wp:inline distT="0" distB="0" distL="0" distR="0" wp14:anchorId="48BF082E" wp14:editId="17ACE479">
+            <wp:extent cx="5072993" cy="3379798"/>
+            <wp:effectExtent l="0" t="0" r="0" b="0"/>
+            <wp:docPr id="1" name="Graphic 1"/>
             <wp:cNvGraphicFramePr>
               <a:graphicFrameLocks xmlns:a="http://schemas.openxmlformats.org/drawingml/2006/main" noChangeAspect="1"/>
             </wp:cNvGraphicFramePr>
@@ -1219,7 +1229,7 @@
               <a:graphicData uri="http://schemas.openxmlformats.org/drawingml/2006/picture">
                 <pic:pic xmlns:pic="http://schemas.openxmlformats.org/drawingml/2006/picture">
                   <pic:nvPicPr>
-                    <pic:cNvPr id="6" name="Graphic 1"/>
+                    <pic:cNvPr id="1" name="Graphic 1"/>
                     <pic:cNvPicPr/>
                   </pic:nvPicPr>
                   <pic:blipFill>
@@ -1231,7 +1241,7 @@
                   <pic:spPr>
                     <a:xfrm>
                       <a:off x="0" y="0"/>
-                      <a:ext cx="5245599" cy="2223345"/>
+                      <a:ext cx="5072993" cy="3379798"/>
                     </a:xfrm>
                     <a:prstGeom prst="rect">
                       <a:avLst/>
@@ -1247,9 +1257,6 @@
     <w:p>
       <w:pPr>
         <w:pStyle w:val="PICTURECAPTION"/>
-        <w:rPr>
-          <w:lang w:val="en-US"/>
-        </w:rPr>
       </w:pPr>
       <w:r>
         <w:t xml:space="preserve">Рисунок </w:t>
@@ -1272,19 +1279,49 @@
         <w:t xml:space="preserve"> </w:t>
       </w:r>
       <w:r>
-        <w:t>Аналитический сценарий</w:t>
+        <w:t>Заполнение пропусков модой и медианой</w:t>
       </w:r>
     </w:p>
     <w:p>
       <w:pPr>
+        <w:pStyle w:val="MAINTEXT1"/>
+      </w:pPr>
+      <w:r>
+        <w:t xml:space="preserve">После обработки пропусков была выполнена работа с выбросами. С помощью Python были реализованы методы удаления строк с выбросами на основе стандартного отклонения, удаления выбросов с использованием </w:t>
+      </w:r>
+      <w:proofErr w:type="spellStart"/>
+      <w:r>
+        <w:t>процентилей</w:t>
+      </w:r>
+      <w:proofErr w:type="spellEnd"/>
+      <w:r>
+        <w:t xml:space="preserve">, а также ограничение экстремальных значений без удаления строк. Дополнительно была проведена обработка выбросов средствами узла «Редактирование выбросов» платформы </w:t>
+      </w:r>
+      <w:proofErr w:type="spellStart"/>
+      <w:r>
+        <w:t>Loginom</w:t>
+      </w:r>
+      <w:proofErr w:type="spellEnd"/>
+      <w:r>
+        <w:t xml:space="preserve">. </w:t>
+      </w:r>
+      <w:r>
+        <w:t>Пример</w:t>
+      </w:r>
+      <w:r>
+        <w:t xml:space="preserve"> обработки выбросов представлен на рисунке 3.</w:t>
+      </w:r>
+    </w:p>
+    <w:p>
+      <w:pPr>
         <w:pStyle w:val="PICTURE"/>
       </w:pPr>
       <w:r>
         <w:drawing>
-          <wp:inline distT="0" distB="0" distL="0" distR="0" wp14:anchorId="0C296795" wp14:editId="3C017B74">
-            <wp:extent cx="5245599" cy="3819846"/>
+          <wp:inline distT="0" distB="0" distL="0" distR="0" wp14:anchorId="73D1E62A" wp14:editId="5F4024B5">
+            <wp:extent cx="5072993" cy="2405612"/>
             <wp:effectExtent l="0" t="0" r="0" b="0"/>
-            <wp:docPr id="7" name="Graphic 1"/>
+            <wp:docPr id="3" name="Graphic 1"/>
             <wp:cNvGraphicFramePr>
               <a:graphicFrameLocks xmlns:a="http://schemas.openxmlformats.org/drawingml/2006/main" noChangeAspect="1"/>
             </wp:cNvGraphicFramePr>
@@ -1292,7 +1329,7 @@
               <a:graphicData uri="http://schemas.openxmlformats.org/drawingml/2006/picture">
                 <pic:pic xmlns:pic="http://schemas.openxmlformats.org/drawingml/2006/picture">
                   <pic:nvPicPr>
-                    <pic:cNvPr id="7" name="Graphic 1"/>
+                    <pic:cNvPr id="3" name="Graphic 1"/>
                     <pic:cNvPicPr/>
                   </pic:nvPicPr>
                   <pic:blipFill>
@@ -1304,7 +1341,7 @@
                   <pic:spPr>
                     <a:xfrm>
                       <a:off x="0" y="0"/>
-                      <a:ext cx="5245599" cy="3819846"/>
+                      <a:ext cx="5072993" cy="2405612"/>
                     </a:xfrm>
                     <a:prstGeom prst="rect">
                       <a:avLst/>
@@ -1320,9 +1357,6 @@
     <w:p>
       <w:pPr>
         <w:pStyle w:val="PICTURECAPTION"/>
-        <w:rPr>
-          <w:lang w:val="en-US"/>
-        </w:rPr>
       </w:pPr>
       <w:r>
         <w:t xml:space="preserve">Рисунок </w:t>
@@ -1345,20 +1379,42 @@
         <w:t xml:space="preserve"> </w:t>
       </w:r>
       <w:r>
-        <w:t>Аналитический сценарий</w:t>
+        <w:t xml:space="preserve">Ограничение выбросов вне диапазона </w:t>
+      </w:r>
+      <w:proofErr w:type="spellStart"/>
+      <w:r>
+        <w:t>процентилей</w:t>
+      </w:r>
+      <w:proofErr w:type="spellEnd"/>
+      <w:r>
+        <w:t xml:space="preserve"> </w:t>
+      </w:r>
+      <w:r>
+        <w:t>5–95</w:t>
       </w:r>
     </w:p>
     <w:p>
       <w:pPr>
+        <w:pStyle w:val="MAINTEXT1"/>
+      </w:pPr>
+      <w:r>
+        <w:t xml:space="preserve">На следующем этапе было выполнено масштабирование признаков </w:t>
+      </w:r>
+      <w:r>
+        <w:lastRenderedPageBreak/>
+        <w:t>средствами Python. Для анализа были реализованы методы нормализации и стандартизации данных. Нормализация использовалась для приведения значений к диапазону от 0 до 1, а стандартизация — для преобразования распределения признаков к виду со средним значением 0 и стандартным отклонением 1. Результаты нормализации представлены на рисунке 4, результаты стандартизации — на рисунке 5.</w:t>
+      </w:r>
+    </w:p>
+    <w:p>
+      <w:pPr>
         <w:pStyle w:val="PICTURE"/>
       </w:pPr>
       <w:r>
-        <w:lastRenderedPageBreak/>
         <w:drawing>
-          <wp:inline distT="0" distB="0" distL="0" distR="0" wp14:anchorId="3F2E17FC" wp14:editId="74794E1F">
-            <wp:extent cx="5245599" cy="3416294"/>
+          <wp:inline distT="0" distB="0" distL="0" distR="0" wp14:anchorId="0AAFEE0F" wp14:editId="3F814B5A">
+            <wp:extent cx="5072993" cy="2536496"/>
             <wp:effectExtent l="0" t="0" r="0" b="0"/>
-            <wp:docPr id="8" name="Graphic 1"/>
+            <wp:docPr id="4" name="Graphic 1"/>
             <wp:cNvGraphicFramePr>
               <a:graphicFrameLocks xmlns:a="http://schemas.openxmlformats.org/drawingml/2006/main" noChangeAspect="1"/>
             </wp:cNvGraphicFramePr>
@@ -1366,7 +1422,7 @@
               <a:graphicData uri="http://schemas.openxmlformats.org/drawingml/2006/picture">
                 <pic:pic xmlns:pic="http://schemas.openxmlformats.org/drawingml/2006/picture">
                   <pic:nvPicPr>
-                    <pic:cNvPr id="8" name="Graphic 1"/>
+                    <pic:cNvPr id="4" name="Graphic 1"/>
                     <pic:cNvPicPr/>
                   </pic:nvPicPr>
                   <pic:blipFill>
@@ -1378,7 +1434,7 @@
                   <pic:spPr>
                     <a:xfrm>
                       <a:off x="0" y="0"/>
-                      <a:ext cx="5245599" cy="3416294"/>
+                      <a:ext cx="5072993" cy="2536496"/>
                     </a:xfrm>
                     <a:prstGeom prst="rect">
                       <a:avLst/>
@@ -1394,9 +1450,6 @@
     <w:p>
       <w:pPr>
         <w:pStyle w:val="PICTURECAPTION"/>
-        <w:rPr>
-          <w:lang w:val="en-US"/>
-        </w:rPr>
       </w:pPr>
       <w:r>
         <w:t xml:space="preserve">Рисунок </w:t>
@@ -1419,7 +1472,7 @@
         <w:t xml:space="preserve"> </w:t>
       </w:r>
       <w:r>
-        <w:t>Аналитический сценарий</w:t>
+        <w:t>Результаты нормализации</w:t>
       </w:r>
     </w:p>
     <w:p>
@@ -1428,10 +1481,10 @@
       </w:pPr>
       <w:r>
         <w:drawing>
-          <wp:inline distT="0" distB="0" distL="0" distR="0" wp14:anchorId="7351D120" wp14:editId="22A39310">
-            <wp:extent cx="5245599" cy="2619454"/>
+          <wp:inline distT="0" distB="0" distL="0" distR="0" wp14:anchorId="15B265FD" wp14:editId="71F72625">
+            <wp:extent cx="5072993" cy="2174139"/>
             <wp:effectExtent l="0" t="0" r="0" b="0"/>
-            <wp:docPr id="9" name="Graphic 1"/>
+            <wp:docPr id="5" name="Graphic 1"/>
             <wp:cNvGraphicFramePr>
               <a:graphicFrameLocks xmlns:a="http://schemas.openxmlformats.org/drawingml/2006/main" noChangeAspect="1"/>
             </wp:cNvGraphicFramePr>
@@ -1439,7 +1492,7 @@
               <a:graphicData uri="http://schemas.openxmlformats.org/drawingml/2006/picture">
                 <pic:pic xmlns:pic="http://schemas.openxmlformats.org/drawingml/2006/picture">
                   <pic:nvPicPr>
-                    <pic:cNvPr id="9" name="Graphic 1"/>
+                    <pic:cNvPr id="5" name="Graphic 1"/>
                     <pic:cNvPicPr/>
                   </pic:nvPicPr>
                   <pic:blipFill>
@@ -1451,7 +1504,7 @@
                   <pic:spPr>
                     <a:xfrm>
                       <a:off x="0" y="0"/>
-                      <a:ext cx="5245599" cy="2619454"/>
+                      <a:ext cx="5072993" cy="2174139"/>
                     </a:xfrm>
                     <a:prstGeom prst="rect">
                       <a:avLst/>
@@ -1467,9 +1520,6 @@
     <w:p>
       <w:pPr>
         <w:pStyle w:val="PICTURECAPTION"/>
-        <w:rPr>
-          <w:lang w:val="en-US"/>
-        </w:rPr>
       </w:pPr>
       <w:r>
         <w:t xml:space="preserve">Рисунок </w:t>
@@ -1492,20 +1542,63 @@
         <w:t xml:space="preserve"> </w:t>
       </w:r>
       <w:r>
-        <w:t>Аналитический сценарий</w:t>
+        <w:t>Р</w:t>
+      </w:r>
+      <w:r>
+        <w:t>езультаты стандартизации</w:t>
       </w:r>
     </w:p>
     <w:p>
       <w:pPr>
+        <w:pStyle w:val="MAINTEXT1"/>
+      </w:pPr>
+      <w:r>
+        <w:t xml:space="preserve">Далее был проведен корреляционный анализ признаков. С помощью Python были рассчитаны коэффициенты корреляции Пирсона между признаками и целевой переменной </w:t>
+      </w:r>
+      <w:proofErr w:type="spellStart"/>
+      <w:r>
+        <w:t>TenYearCHD</w:t>
+      </w:r>
+      <w:proofErr w:type="spellEnd"/>
+      <w:r>
+        <w:t xml:space="preserve">. В результате анализа была выявлена наиболее заметная связь риска сердечно-сосудистого заболевания с признаками </w:t>
+      </w:r>
+      <w:proofErr w:type="spellStart"/>
+      <w:r>
+        <w:t>age</w:t>
+      </w:r>
+      <w:proofErr w:type="spellEnd"/>
+      <w:r>
+        <w:t xml:space="preserve">, </w:t>
+      </w:r>
+      <w:proofErr w:type="spellStart"/>
+      <w:r>
+        <w:t>sysBP</w:t>
+      </w:r>
+      <w:proofErr w:type="spellEnd"/>
+      <w:r>
+        <w:t xml:space="preserve"> и </w:t>
+      </w:r>
+      <w:proofErr w:type="spellStart"/>
+      <w:r>
+        <w:t>prevalentHyp</w:t>
+      </w:r>
+      <w:proofErr w:type="spellEnd"/>
+      <w:r>
+        <w:t>. Результаты корреляционного анализа представлены на рисунке 6.</w:t>
+      </w:r>
+    </w:p>
+    <w:p>
+      <w:pPr>
         <w:pStyle w:val="PICTURE"/>
       </w:pPr>
       <w:r>
         <w:lastRenderedPageBreak/>
         <w:drawing>
-          <wp:inline distT="0" distB="0" distL="0" distR="0" wp14:anchorId="32298BD8" wp14:editId="05281A35">
-            <wp:extent cx="5245599" cy="2447723"/>
-            <wp:effectExtent l="0" t="0" r="0" b="0"/>
-            <wp:docPr id="10" name="Graphic 1"/>
+          <wp:inline distT="0" distB="0" distL="0" distR="0" wp14:anchorId="7E7D940C" wp14:editId="2CA957B9">
+            <wp:extent cx="2446020" cy="1750975"/>
+            <wp:effectExtent l="0" t="0" r="0" b="1905"/>
+            <wp:docPr id="16" name="Graphic 1"/>
             <wp:cNvGraphicFramePr>
               <a:graphicFrameLocks xmlns:a="http://schemas.openxmlformats.org/drawingml/2006/main" noChangeAspect="1"/>
             </wp:cNvGraphicFramePr>
@@ -1513,7 +1606,7 @@
               <a:graphicData uri="http://schemas.openxmlformats.org/drawingml/2006/picture">
                 <pic:pic xmlns:pic="http://schemas.openxmlformats.org/drawingml/2006/picture">
                   <pic:nvPicPr>
-                    <pic:cNvPr id="10" name="Graphic 1"/>
+                    <pic:cNvPr id="16" name="Graphic 1"/>
                     <pic:cNvPicPr/>
                   </pic:nvPicPr>
                   <pic:blipFill>
@@ -1525,7 +1618,7 @@
                   <pic:spPr>
                     <a:xfrm>
                       <a:off x="0" y="0"/>
-                      <a:ext cx="5245599" cy="2447723"/>
+                      <a:ext cx="2457028" cy="1758855"/>
                     </a:xfrm>
                     <a:prstGeom prst="rect">
                       <a:avLst/>
@@ -1541,9 +1634,6 @@
     <w:p>
       <w:pPr>
         <w:pStyle w:val="PICTURECAPTION"/>
-        <w:rPr>
-          <w:lang w:val="en-US"/>
-        </w:rPr>
       </w:pPr>
       <w:r>
         <w:t xml:space="preserve">Рисунок </w:t>
@@ -1566,19 +1656,100 @@
         <w:t xml:space="preserve"> </w:t>
       </w:r>
       <w:r>
-        <w:t>Аналитический сценарий</w:t>
+        <w:t>Результаты корреляционного анализа</w:t>
+      </w:r>
+      <w:r>
+        <w:t xml:space="preserve"> (риск ИБС)</w:t>
       </w:r>
     </w:p>
     <w:p>
       <w:pPr>
+        <w:pStyle w:val="MAINTEXT1"/>
+      </w:pPr>
+      <w:r>
+        <w:t xml:space="preserve">Дополнительно корреляционный анализ был выполнен средствами узла «Корреляционный анализ» платформы </w:t>
+      </w:r>
+      <w:proofErr w:type="spellStart"/>
+      <w:r>
+        <w:t>Loginom</w:t>
+      </w:r>
+      <w:proofErr w:type="spellEnd"/>
+      <w:r>
+        <w:t xml:space="preserve">. Были рассчитаны коэффициенты корреляции между всеми признаками набора данных. После расчета были удалены </w:t>
+      </w:r>
+      <w:proofErr w:type="spellStart"/>
+      <w:r>
+        <w:t>дублирующиеся</w:t>
+      </w:r>
+      <w:proofErr w:type="spellEnd"/>
+      <w:r>
+        <w:t xml:space="preserve"> пары признаков и отфильтрованы значения коэффициентов корреляции ниже порога 0.15. В результате были выявлены значимые зависимости между признаками </w:t>
+      </w:r>
+      <w:proofErr w:type="spellStart"/>
+      <w:r>
+        <w:t>currentSmoker</w:t>
+      </w:r>
+      <w:proofErr w:type="spellEnd"/>
+      <w:r>
+        <w:t xml:space="preserve"> и </w:t>
+      </w:r>
+      <w:proofErr w:type="spellStart"/>
+      <w:r>
+        <w:t>cigsPerDay</w:t>
+      </w:r>
+      <w:proofErr w:type="spellEnd"/>
+      <w:r>
+        <w:t xml:space="preserve">, </w:t>
+      </w:r>
+      <w:proofErr w:type="spellStart"/>
+      <w:r>
+        <w:t>sysBP</w:t>
+      </w:r>
+      <w:proofErr w:type="spellEnd"/>
+      <w:r>
+        <w:t xml:space="preserve"> и </w:t>
+      </w:r>
+      <w:proofErr w:type="spellStart"/>
+      <w:r>
+        <w:t>diaBP</w:t>
+      </w:r>
+      <w:proofErr w:type="spellEnd"/>
+      <w:r>
+        <w:t xml:space="preserve">, а также </w:t>
+      </w:r>
+      <w:proofErr w:type="spellStart"/>
+      <w:r>
+        <w:t>sysBP</w:t>
+      </w:r>
+      <w:proofErr w:type="spellEnd"/>
+      <w:r>
+        <w:t xml:space="preserve"> и </w:t>
+      </w:r>
+      <w:proofErr w:type="spellStart"/>
+      <w:r>
+        <w:t>prevalentHyp</w:t>
+      </w:r>
+      <w:proofErr w:type="spellEnd"/>
+      <w:r>
+        <w:t>, и проч</w:t>
+      </w:r>
+      <w:r>
+        <w:t>ими</w:t>
+      </w:r>
+      <w:r>
+        <w:t>. Результаты анализа представлены на рисунке 7.</w:t>
+      </w:r>
+    </w:p>
+    <w:p>
+      <w:pPr>
         <w:pStyle w:val="PICTURE"/>
       </w:pPr>
       <w:r>
         <w:drawing>
-          <wp:inline distT="0" distB="0" distL="0" distR="0" wp14:anchorId="31D06DC0" wp14:editId="706033A9">
-            <wp:extent cx="4893350" cy="2619454"/>
-            <wp:effectExtent l="0" t="0" r="2540" b="9525"/>
-            <wp:docPr id="11" name="Graphic 1"/>
+          <wp:inline distT="0" distB="0" distL="0" distR="0" wp14:anchorId="64FB3958" wp14:editId="74B619E4">
+            <wp:extent cx="5072993" cy="1496015"/>
+            <wp:effectExtent l="0" t="0" r="0" b="9525"/>
+            <wp:docPr id="17" name="Graphic 1"/>
             <wp:cNvGraphicFramePr>
               <a:graphicFrameLocks xmlns:a="http://schemas.openxmlformats.org/drawingml/2006/main" noChangeAspect="1"/>
             </wp:cNvGraphicFramePr>
@@ -1586,7 +1757,7 @@
               <a:graphicData uri="http://schemas.openxmlformats.org/drawingml/2006/picture">
                 <pic:pic xmlns:pic="http://schemas.openxmlformats.org/drawingml/2006/picture">
                   <pic:nvPicPr>
-                    <pic:cNvPr id="11" name="Graphic 1"/>
+                    <pic:cNvPr id="17" name="Graphic 1"/>
                     <pic:cNvPicPr/>
                   </pic:nvPicPr>
                   <pic:blipFill>
@@ -1598,7 +1769,7 @@
                   <pic:spPr>
                     <a:xfrm>
                       <a:off x="0" y="0"/>
-                      <a:ext cx="4893350" cy="2619454"/>
+                      <a:ext cx="5072993" cy="1496015"/>
                     </a:xfrm>
                     <a:prstGeom prst="rect">
                       <a:avLst/>
@@ -1614,9 +1785,6 @@
     <w:p>
       <w:pPr>
         <w:pStyle w:val="PICTURECAPTION"/>
-        <w:rPr>
-          <w:lang w:val="en-US"/>
-        </w:rPr>
       </w:pPr>
       <w:r>
         <w:t xml:space="preserve">Рисунок </w:t>
@@ -1639,350 +1807,51 @@
         <w:t xml:space="preserve"> </w:t>
       </w:r>
       <w:r>
-        <w:t>Аналитический сценарий</w:t>
+        <w:t>Фрагмент результирующей таблицы корреляционного анализа</w:t>
       </w:r>
     </w:p>
     <w:p>
       <w:pPr>
-        <w:pStyle w:val="PICTURE"/>
-      </w:pPr>
-      <w:r>
-        <w:drawing>
-          <wp:inline distT="0" distB="0" distL="0" distR="0" wp14:anchorId="1ED63F16" wp14:editId="6AC2A869">
-            <wp:extent cx="4073087" cy="2619454"/>
-            <wp:effectExtent l="0" t="0" r="3810" b="0"/>
-            <wp:docPr id="12" name="Graphic 1"/>
-            <wp:cNvGraphicFramePr>
-              <a:graphicFrameLocks xmlns:a="http://schemas.openxmlformats.org/drawingml/2006/main" noChangeAspect="1"/>
-            </wp:cNvGraphicFramePr>
-            <a:graphic xmlns:a="http://schemas.openxmlformats.org/drawingml/2006/main">
-              <a:graphicData uri="http://schemas.openxmlformats.org/drawingml/2006/picture">
-                <pic:pic xmlns:pic="http://schemas.openxmlformats.org/drawingml/2006/picture">
-                  <pic:nvPicPr>
-                    <pic:cNvPr id="12" name="Graphic 1"/>
-                    <pic:cNvPicPr/>
-                  </pic:nvPicPr>
-                  <pic:blipFill>
-                    <a:blip r:embed="rId16"/>
-                    <a:stretch>
-                      <a:fillRect/>
-                    </a:stretch>
-                  </pic:blipFill>
-                  <pic:spPr>
-                    <a:xfrm>
-                      <a:off x="0" y="0"/>
-                      <a:ext cx="4073087" cy="2619454"/>
-                    </a:xfrm>
-                    <a:prstGeom prst="rect">
-                      <a:avLst/>
-                    </a:prstGeom>
-                  </pic:spPr>
-                </pic:pic>
-              </a:graphicData>
-            </a:graphic>
-          </wp:inline>
-        </w:drawing>
+        <w:pStyle w:val="DIV1"/>
+      </w:pPr>
+      <w:r>
+        <w:t>Выводы</w:t>
       </w:r>
     </w:p>
     <w:p>
       <w:pPr>
-        <w:pStyle w:val="PICTURECAPTION"/>
-        <w:rPr>
-          <w:lang w:val="en-US"/>
-        </w:rPr>
-      </w:pPr>
-      <w:r>
-        <w:t xml:space="preserve">Рисунок </w:t>
-      </w:r>
-      <w:fldSimple w:instr=" SEQ Рисунок \* ARABIC ">
-        <w:r>
-          <w:rPr>
-            <w:noProof/>
-          </w:rPr>
-          <w:t>8</w:t>
-        </w:r>
-      </w:fldSimple>
-      <w:r>
-        <w:t xml:space="preserve"> </w:t>
-      </w:r>
-      <w:r>
-        <w:t>—</w:t>
-      </w:r>
-      <w:r>
-        <w:t xml:space="preserve"> </w:t>
-      </w:r>
-      <w:r>
-        <w:t>Аналитический сценарий</w:t>
+        <w:pStyle w:val="MAINTEXT1"/>
+      </w:pPr>
+      <w:r>
+        <w:t>В ходе выполнения лабораторной работы были рассмотрены методы подготовки признаков, применяемые при анализе данных. Были выполнены операции обработки пропущенных значений, обнаружения и обработки выбросов, масштабирования числовых признаков, а также корреляционного анализа для оценки взаимосвязи переменных.</w:t>
       </w:r>
     </w:p>
     <w:p>
       <w:pPr>
-        <w:pStyle w:val="PICTURE"/>
-      </w:pPr>
+        <w:pStyle w:val="MAINTEXT1"/>
+      </w:pPr>
+      <w:r>
+        <w:t xml:space="preserve">Практическая часть показала, что платформа </w:t>
+      </w:r>
+      <w:proofErr w:type="spellStart"/>
+      <w:r>
+        <w:t>Loginom</w:t>
+      </w:r>
+      <w:proofErr w:type="spellEnd"/>
+      <w:r>
+        <w:t xml:space="preserve"> предоставляет удобные визуальные инструменты для выполнения основных операций </w:t>
+      </w:r>
       <w:r>
         <w:lastRenderedPageBreak/>
-        <w:drawing>
-          <wp:inline distT="0" distB="0" distL="0" distR="0" wp14:anchorId="35FBFDDD" wp14:editId="18AF6340">
-            <wp:extent cx="4784951" cy="2619454"/>
-            <wp:effectExtent l="0" t="0" r="0" b="0"/>
-            <wp:docPr id="13" name="Graphic 1"/>
-            <wp:cNvGraphicFramePr>
-              <a:graphicFrameLocks xmlns:a="http://schemas.openxmlformats.org/drawingml/2006/main" noChangeAspect="1"/>
-            </wp:cNvGraphicFramePr>
-            <a:graphic xmlns:a="http://schemas.openxmlformats.org/drawingml/2006/main">
-              <a:graphicData uri="http://schemas.openxmlformats.org/drawingml/2006/picture">
-                <pic:pic xmlns:pic="http://schemas.openxmlformats.org/drawingml/2006/picture">
-                  <pic:nvPicPr>
-                    <pic:cNvPr id="13" name="Graphic 1"/>
-                    <pic:cNvPicPr/>
-                  </pic:nvPicPr>
-                  <pic:blipFill>
-                    <a:blip r:embed="rId17"/>
-                    <a:stretch>
-                      <a:fillRect/>
-                    </a:stretch>
-                  </pic:blipFill>
-                  <pic:spPr>
-                    <a:xfrm>
-                      <a:off x="0" y="0"/>
-                      <a:ext cx="4784951" cy="2619454"/>
-                    </a:xfrm>
-                    <a:prstGeom prst="rect">
-                      <a:avLst/>
-                    </a:prstGeom>
-                  </pic:spPr>
-                </pic:pic>
-              </a:graphicData>
-            </a:graphic>
-          </wp:inline>
-        </w:drawing>
+        <w:t>предобработки данных. Использование встроенных компонентов позволяет быстро реализовывать типовые этапы подготовки данных без необходимости написания кода, что упрощает разработку и ускоряет создание аналитических сценариев.</w:t>
       </w:r>
     </w:p>
     <w:p>
       <w:pPr>
-        <w:pStyle w:val="PICTURECAPTION"/>
-        <w:rPr>
-          <w:lang w:val="en-US"/>
-        </w:rPr>
-      </w:pPr>
-      <w:r>
-        <w:t xml:space="preserve">Рисунок </w:t>
-      </w:r>
-      <w:fldSimple w:instr=" SEQ Рисунок \* ARABIC ">
-        <w:r>
-          <w:rPr>
-            <w:noProof/>
-          </w:rPr>
-          <w:t>9</w:t>
-        </w:r>
-      </w:fldSimple>
-      <w:r>
-        <w:t xml:space="preserve"> </w:t>
-      </w:r>
-      <w:r>
-        <w:t>—</w:t>
-      </w:r>
-      <w:r>
-        <w:t xml:space="preserve"> </w:t>
-      </w:r>
-      <w:r>
-        <w:t>Аналитический сценарий</w:t>
-      </w:r>
-    </w:p>
-    <w:p>
-      <w:pPr>
-        <w:pStyle w:val="PICTURE"/>
-      </w:pPr>
-      <w:r>
-        <w:drawing>
-          <wp:inline distT="0" distB="0" distL="0" distR="0" wp14:anchorId="5B6F19DE" wp14:editId="68984DB1">
-            <wp:extent cx="3733550" cy="2619454"/>
-            <wp:effectExtent l="0" t="0" r="635" b="0"/>
-            <wp:docPr id="14" name="Graphic 1"/>
-            <wp:cNvGraphicFramePr>
-              <a:graphicFrameLocks xmlns:a="http://schemas.openxmlformats.org/drawingml/2006/main" noChangeAspect="1"/>
-            </wp:cNvGraphicFramePr>
-            <a:graphic xmlns:a="http://schemas.openxmlformats.org/drawingml/2006/main">
-              <a:graphicData uri="http://schemas.openxmlformats.org/drawingml/2006/picture">
-                <pic:pic xmlns:pic="http://schemas.openxmlformats.org/drawingml/2006/picture">
-                  <pic:nvPicPr>
-                    <pic:cNvPr id="14" name="Graphic 1"/>
-                    <pic:cNvPicPr/>
-                  </pic:nvPicPr>
-                  <pic:blipFill>
-                    <a:blip r:embed="rId18"/>
-                    <a:stretch>
-                      <a:fillRect/>
-                    </a:stretch>
-                  </pic:blipFill>
-                  <pic:spPr>
-                    <a:xfrm>
-                      <a:off x="0" y="0"/>
-                      <a:ext cx="3733550" cy="2619454"/>
-                    </a:xfrm>
-                    <a:prstGeom prst="rect">
-                      <a:avLst/>
-                    </a:prstGeom>
-                  </pic:spPr>
-                </pic:pic>
-              </a:graphicData>
-            </a:graphic>
-          </wp:inline>
-        </w:drawing>
-      </w:r>
-    </w:p>
-    <w:p>
-      <w:pPr>
-        <w:pStyle w:val="PICTURECAPTION"/>
-        <w:rPr>
-          <w:lang w:val="en-US"/>
-        </w:rPr>
-      </w:pPr>
-      <w:r>
-        <w:t xml:space="preserve">Рисунок </w:t>
-      </w:r>
-      <w:fldSimple w:instr=" SEQ Рисунок \* ARABIC ">
-        <w:r>
-          <w:rPr>
-            <w:noProof/>
-          </w:rPr>
-          <w:t>10</w:t>
-        </w:r>
-      </w:fldSimple>
-      <w:r>
-        <w:t xml:space="preserve"> </w:t>
-      </w:r>
-      <w:r>
-        <w:t>—</w:t>
-      </w:r>
-      <w:r>
-        <w:t xml:space="preserve"> </w:t>
-      </w:r>
-      <w:r>
-        <w:t>Аналитический сценарий</w:t>
-      </w:r>
-    </w:p>
-    <w:p>
-      <w:pPr>
-        <w:pStyle w:val="PICTURE"/>
-      </w:pPr>
-      <w:r>
-        <w:lastRenderedPageBreak/>
-        <w:drawing>
-          <wp:inline distT="0" distB="0" distL="0" distR="0" wp14:anchorId="75923599" wp14:editId="5CD0D2DB">
-            <wp:extent cx="3535680" cy="3692128"/>
-            <wp:effectExtent l="0" t="0" r="7620" b="3810"/>
-            <wp:docPr id="15" name="Graphic 1"/>
-            <wp:cNvGraphicFramePr>
-              <a:graphicFrameLocks xmlns:a="http://schemas.openxmlformats.org/drawingml/2006/main" noChangeAspect="1"/>
-            </wp:cNvGraphicFramePr>
-            <a:graphic xmlns:a="http://schemas.openxmlformats.org/drawingml/2006/main">
-              <a:graphicData uri="http://schemas.openxmlformats.org/drawingml/2006/picture">
-                <pic:pic xmlns:pic="http://schemas.openxmlformats.org/drawingml/2006/picture">
-                  <pic:nvPicPr>
-                    <pic:cNvPr id="15" name="Graphic 1"/>
-                    <pic:cNvPicPr/>
-                  </pic:nvPicPr>
-                  <pic:blipFill>
-                    <a:blip r:embed="rId19"/>
-                    <a:stretch>
-                      <a:fillRect/>
-                    </a:stretch>
-                  </pic:blipFill>
-                  <pic:spPr>
-                    <a:xfrm>
-                      <a:off x="0" y="0"/>
-                      <a:ext cx="3539019" cy="3695615"/>
-                    </a:xfrm>
-                    <a:prstGeom prst="rect">
-                      <a:avLst/>
-                    </a:prstGeom>
-                  </pic:spPr>
-                </pic:pic>
-              </a:graphicData>
-            </a:graphic>
-          </wp:inline>
-        </w:drawing>
-      </w:r>
-    </w:p>
-    <w:p>
-      <w:pPr>
-        <w:pStyle w:val="PICTURECAPTION"/>
-        <w:rPr>
-          <w:lang w:val="en-US"/>
-        </w:rPr>
-      </w:pPr>
-      <w:r>
-        <w:t xml:space="preserve">Рисунок </w:t>
-      </w:r>
-      <w:fldSimple w:instr=" SEQ Рисунок \* ARABIC ">
-        <w:r>
-          <w:rPr>
-            <w:noProof/>
-          </w:rPr>
-          <w:t>11</w:t>
-        </w:r>
-      </w:fldSimple>
-      <w:r>
-        <w:t xml:space="preserve"> </w:t>
-      </w:r>
-      <w:r>
-        <w:t>—</w:t>
-      </w:r>
-      <w:r>
-        <w:t xml:space="preserve"> </w:t>
-      </w:r>
-      <w:r>
-        <w:t>Аналитический сценарий</w:t>
-      </w:r>
-    </w:p>
-    <w:p>
-      <w:pPr>
         <w:pStyle w:val="MAINTEXT1"/>
       </w:pPr>
-    </w:p>
-    <w:p>
-      <w:pPr>
-        <w:pStyle w:val="DIV1"/>
-      </w:pPr>
-      <w:r>
-        <w:t>Выводы</w:t>
-      </w:r>
-    </w:p>
-    <w:p>
-      <w:pPr>
-        <w:pStyle w:val="MAINTEXT1"/>
-      </w:pPr>
-      <w:r>
-        <w:t>В ходе выполнения лабораторной работы были рассмотрены методы подготовки признаков, применяемые при анализе данных. Были выполнены операции обработки пропущенных значений, обнаружения и обработки выбросов, масштабирования числовых признаков, а также корреляционного анализа для оценки взаимосвязи переменных.</w:t>
-      </w:r>
-    </w:p>
-    <w:p>
-      <w:pPr>
-        <w:pStyle w:val="MAINTEXT1"/>
-      </w:pPr>
-      <w:r>
-        <w:t xml:space="preserve">Практическая часть показала, что платформа </w:t>
-      </w:r>
-      <w:proofErr w:type="spellStart"/>
-      <w:r>
-        <w:t>Loginom</w:t>
-      </w:r>
-      <w:proofErr w:type="spellEnd"/>
-      <w:r>
-        <w:t xml:space="preserve"> предоставляет удобные визуальные инструменты для выполнения основных операций предобработки данных. Использование встроенных компонентов позволяет быстро реализовывать типовые этапы подготовки данных без необходимости написания кода, что упрощает разработку и ускоряет создание аналитических сценариев.</w:t>
-      </w:r>
-    </w:p>
-    <w:p>
-      <w:pPr>
-        <w:pStyle w:val="MAINTEXT1"/>
-      </w:pPr>
-      <w:r>
-        <w:t xml:space="preserve">Одновременно применение узла Python расширяет возможности обработки данных. Программный подход позволяет более гибко управлять логикой преобразования данных, реализовывать нестандартные методы </w:t>
-      </w:r>
-      <w:r>
-        <w:lastRenderedPageBreak/>
-        <w:t>обработки и комбинировать различные алгоритмы анализа.</w:t>
+      <w:r>
+        <w:t>Одновременно применение узла Python расширяет возможности обработки данных. Программный подход позволяет более гибко управлять логикой преобразования данных, реализовывать нестандартные методы обработки и комбинировать различные алгоритмы анализа.</w:t>
       </w:r>
     </w:p>
     <w:p>
@@ -2005,7 +1874,7 @@
 </file>
 
 <file path=word/endnotes.xml><?xml version="1.0" encoding="utf-8"?>
-<w:endnotes xmlns:wpc="http://schemas.microsoft.com/office/word/2010/wordprocessingCanvas" xmlns:cx="http://schemas.microsoft.com/office/drawing/2014/chartex" xmlns:cx1="http://schemas.microsoft.com/office/drawing/2015/9/8/chartex" xmlns:cx2="http://schemas.microsoft.com/office/drawing/2015/10/21/chartex" xmlns:cx3="http://schemas.microsoft.com/office/drawing/2016/5/9/chartex" xmlns:cx4="http://schemas.microsoft.com/office/drawing/2016/5/10/chartex" xmlns:cx5="http://schemas.microsoft.com/office/drawing/2016/5/11/chartex" xmlns:cx6="http://schemas.microsoft.com/office/drawing/2016/5/12/chartex" xmlns:cx7="http://schemas.microsoft.com/office/drawing/2016/5/13/chartex" xmlns:cx8="http://schemas.microsoft.com/office/drawing/2016/5/14/chartex" xmlns:mc="http://schemas.openxmlformats.org/markup-compatibility/2006" xmlns:aink="http://schemas.microsoft.com/office/drawing/2016/ink" xmlns:am3d="http://schemas.microsoft.com/office/drawing/2017/model3d" xmlns:o="urn:schemas-microsoft-com:office:office" xmlns:oel="http://schemas.microsoft.com/office/2019/extlst" xmlns:r="http://schemas.openxmlformats.org/officeDocument/2006/relationships" xmlns:m="http://schemas.openxmlformats.org/officeDocument/2006/math" xmlns:v="urn:schemas-microsoft-com:vml" xmlns:wp14="http://schemas.microsoft.com/office/word/2010/wordprocessingDrawing" xmlns:wp="http://schemas.openxmlformats.org/drawingml/2006/wordprocessingDrawing" xmlns:w10="urn:schemas-microsoft-com:office:word" xmlns:w="http://schemas.openxmlformats.org/wordprocessingml/2006/main" xmlns:w14="http://schemas.microsoft.com/office/word/2010/wordml" xmlns:w15="http://schemas.microsoft.com/office/word/2012/wordml" xmlns:w16cex="http://schemas.microsoft.com/office/word/2018/wordml/cex" xmlns:w16cid="http://schemas.microsoft.com/office/word/2016/wordml/cid" xmlns:w16="http://schemas.microsoft.com/office/word/2018/wordml" xmlns:w16du="http://schemas.microsoft.com/office/word/2023/wordml/word16du" xmlns:w16sdtdh="http://schemas.microsoft.com/office/word/2020/wordml/sdtdatahash" xmlns:w16se="http://schemas.microsoft.com/office/word/2015/wordml/symex" xmlns:wpg="http://schemas.microsoft.com/office/word/2010/wordprocessingGroup" xmlns:wpi="http://schemas.microsoft.com/office/word/2010/wordprocessingInk" xmlns:wne="http://schemas.microsoft.com/office/word/2006/wordml" xmlns:wps="http://schemas.microsoft.com/office/word/2010/wordprocessingShape" mc:Ignorable="w14 w15 w16se w16cid w16 w16cex w16sdtdh w16du wp14">
+<w:endnotes xmlns:wpc="http://schemas.microsoft.com/office/word/2010/wordprocessingCanvas" xmlns:cx="http://schemas.microsoft.com/office/drawing/2014/chartex" xmlns:cx1="http://schemas.microsoft.com/office/drawing/2015/9/8/chartex" xmlns:cx2="http://schemas.microsoft.com/office/drawing/2015/10/21/chartex" xmlns:cx3="http://schemas.microsoft.com/office/drawing/2016/5/9/chartex" xmlns:cx4="http://schemas.microsoft.com/office/drawing/2016/5/10/chartex" xmlns:cx5="http://schemas.microsoft.com/office/drawing/2016/5/11/chartex" xmlns:cx6="http://schemas.microsoft.com/office/drawing/2016/5/12/chartex" xmlns:cx7="http://schemas.microsoft.com/office/drawing/2016/5/13/chartex" xmlns:cx8="http://schemas.microsoft.com/office/drawing/2016/5/14/chartex" xmlns:mc="http://schemas.openxmlformats.org/markup-compatibility/2006" xmlns:aink="http://schemas.microsoft.com/office/drawing/2016/ink" xmlns:am3d="http://schemas.microsoft.com/office/drawing/2017/model3d" xmlns:o="urn:schemas-microsoft-com:office:office" xmlns:r="http://schemas.openxmlformats.org/officeDocument/2006/relationships" xmlns:m="http://schemas.openxmlformats.org/officeDocument/2006/math" xmlns:v="urn:schemas-microsoft-com:vml" xmlns:wp14="http://schemas.microsoft.com/office/word/2010/wordprocessingDrawing" xmlns:wp="http://schemas.openxmlformats.org/drawingml/2006/wordprocessingDrawing" xmlns:w10="urn:schemas-microsoft-com:office:word" xmlns:w="http://schemas.openxmlformats.org/wordprocessingml/2006/main" xmlns:w14="http://schemas.microsoft.com/office/word/2010/wordml" xmlns:w15="http://schemas.microsoft.com/office/word/2012/wordml" xmlns:w16cex="http://schemas.microsoft.com/office/word/2018/wordml/cex" xmlns:w16cid="http://schemas.microsoft.com/office/word/2016/wordml/cid" xmlns:w16="http://schemas.microsoft.com/office/word/2018/wordml" xmlns:w16sdtdh="http://schemas.microsoft.com/office/word/2020/wordml/sdtdatahash" xmlns:w16se="http://schemas.microsoft.com/office/word/2015/wordml/symex" xmlns:wpg="http://schemas.microsoft.com/office/word/2010/wordprocessingGroup" xmlns:wpi="http://schemas.microsoft.com/office/word/2010/wordprocessingInk" xmlns:wne="http://schemas.microsoft.com/office/word/2006/wordml" xmlns:wps="http://schemas.microsoft.com/office/word/2010/wordprocessingShape" mc:Ignorable="w14 w15 w16se w16cid w16 w16cex w16sdtdh wp14">
   <w:endnote w:type="separator" w:id="-1">
     <w:p>
       <w:r>
@@ -2024,7 +1893,7 @@
 </file>
 
 <file path=word/footer1.xml><?xml version="1.0" encoding="utf-8"?>
-<w:ftr xmlns:wpc="http://schemas.microsoft.com/office/word/2010/wordprocessingCanvas" xmlns:cx="http://schemas.microsoft.com/office/drawing/2014/chartex" xmlns:cx1="http://schemas.microsoft.com/office/drawing/2015/9/8/chartex" xmlns:cx2="http://schemas.microsoft.com/office/drawing/2015/10/21/chartex" xmlns:cx3="http://schemas.microsoft.com/office/drawing/2016/5/9/chartex" xmlns:cx4="http://schemas.microsoft.com/office/drawing/2016/5/10/chartex" xmlns:cx5="http://schemas.microsoft.com/office/drawing/2016/5/11/chartex" xmlns:cx6="http://schemas.microsoft.com/office/drawing/2016/5/12/chartex" xmlns:cx7="http://schemas.microsoft.com/office/drawing/2016/5/13/chartex" xmlns:cx8="http://schemas.microsoft.com/office/drawing/2016/5/14/chartex" xmlns:mc="http://schemas.openxmlformats.org/markup-compatibility/2006" xmlns:aink="http://schemas.microsoft.com/office/drawing/2016/ink" xmlns:am3d="http://schemas.microsoft.com/office/drawing/2017/model3d" xmlns:o="urn:schemas-microsoft-com:office:office" xmlns:oel="http://schemas.microsoft.com/office/2019/extlst" xmlns:r="http://schemas.openxmlformats.org/officeDocument/2006/relationships" xmlns:m="http://schemas.openxmlformats.org/officeDocument/2006/math" xmlns:v="urn:schemas-microsoft-com:vml" xmlns:wp14="http://schemas.microsoft.com/office/word/2010/wordprocessingDrawing" xmlns:wp="http://schemas.openxmlformats.org/drawingml/2006/wordprocessingDrawing" xmlns:w10="urn:schemas-microsoft-com:office:word" xmlns:w="http://schemas.openxmlformats.org/wordprocessingml/2006/main" xmlns:w14="http://schemas.microsoft.com/office/word/2010/wordml" xmlns:w15="http://schemas.microsoft.com/office/word/2012/wordml" xmlns:w16cex="http://schemas.microsoft.com/office/word/2018/wordml/cex" xmlns:w16cid="http://schemas.microsoft.com/office/word/2016/wordml/cid" xmlns:w16="http://schemas.microsoft.com/office/word/2018/wordml" xmlns:w16du="http://schemas.microsoft.com/office/word/2023/wordml/word16du" xmlns:w16sdtdh="http://schemas.microsoft.com/office/word/2020/wordml/sdtdatahash" xmlns:w16se="http://schemas.microsoft.com/office/word/2015/wordml/symex" xmlns:wpg="http://schemas.microsoft.com/office/word/2010/wordprocessingGroup" xmlns:wpi="http://schemas.microsoft.com/office/word/2010/wordprocessingInk" xmlns:wne="http://schemas.microsoft.com/office/word/2006/wordml" xmlns:wps="http://schemas.microsoft.com/office/word/2010/wordprocessingShape" mc:Ignorable="w14 w15 w16se w16cid w16 w16cex w16sdtdh w16du wp14">
+<w:ftr xmlns:wpc="http://schemas.microsoft.com/office/word/2010/wordprocessingCanvas" xmlns:cx="http://schemas.microsoft.com/office/drawing/2014/chartex" xmlns:cx1="http://schemas.microsoft.com/office/drawing/2015/9/8/chartex" xmlns:cx2="http://schemas.microsoft.com/office/drawing/2015/10/21/chartex" xmlns:cx3="http://schemas.microsoft.com/office/drawing/2016/5/9/chartex" xmlns:cx4="http://schemas.microsoft.com/office/drawing/2016/5/10/chartex" xmlns:cx5="http://schemas.microsoft.com/office/drawing/2016/5/11/chartex" xmlns:cx6="http://schemas.microsoft.com/office/drawing/2016/5/12/chartex" xmlns:cx7="http://schemas.microsoft.com/office/drawing/2016/5/13/chartex" xmlns:cx8="http://schemas.microsoft.com/office/drawing/2016/5/14/chartex" xmlns:mc="http://schemas.openxmlformats.org/markup-compatibility/2006" xmlns:aink="http://schemas.microsoft.com/office/drawing/2016/ink" xmlns:am3d="http://schemas.microsoft.com/office/drawing/2017/model3d" xmlns:o="urn:schemas-microsoft-com:office:office" xmlns:r="http://schemas.openxmlformats.org/officeDocument/2006/relationships" xmlns:m="http://schemas.openxmlformats.org/officeDocument/2006/math" xmlns:v="urn:schemas-microsoft-com:vml" xmlns:wp14="http://schemas.microsoft.com/office/word/2010/wordprocessingDrawing" xmlns:wp="http://schemas.openxmlformats.org/drawingml/2006/wordprocessingDrawing" xmlns:w10="urn:schemas-microsoft-com:office:word" xmlns:w="http://schemas.openxmlformats.org/wordprocessingml/2006/main" xmlns:w14="http://schemas.microsoft.com/office/word/2010/wordml" xmlns:w15="http://schemas.microsoft.com/office/word/2012/wordml" xmlns:w16cex="http://schemas.microsoft.com/office/word/2018/wordml/cex" xmlns:w16cid="http://schemas.microsoft.com/office/word/2016/wordml/cid" xmlns:w16="http://schemas.microsoft.com/office/word/2018/wordml" xmlns:w16sdtdh="http://schemas.microsoft.com/office/word/2020/wordml/sdtdatahash" xmlns:w16se="http://schemas.microsoft.com/office/word/2015/wordml/symex" xmlns:wpg="http://schemas.microsoft.com/office/word/2010/wordprocessingGroup" xmlns:wpi="http://schemas.microsoft.com/office/word/2010/wordprocessingInk" xmlns:wne="http://schemas.microsoft.com/office/word/2006/wordml" xmlns:wps="http://schemas.microsoft.com/office/word/2010/wordprocessingShape" mc:Ignorable="w14 w15 w16se w16cid w16 w16cex w16sdtdh wp14">
   <w:sdt>
     <w:sdtPr>
       <w:id w:val="-1419641891"/>
@@ -2042,7 +1911,7 @@
     <w:sdtContent>
       <w:p>
         <w:pPr>
-          <w:pStyle w:val="Footer"/>
+          <w:pStyle w:val="a9"/>
           <w:widowControl w:val="0"/>
           <w:jc w:val="center"/>
           <w:rPr>
@@ -2092,7 +1961,7 @@
 </file>
 
 <file path=word/footnotes.xml><?xml version="1.0" encoding="utf-8"?>
-<w:footnotes xmlns:wpc="http://schemas.microsoft.com/office/word/2010/wordprocessingCanvas" xmlns:cx="http://schemas.microsoft.com/office/drawing/2014/chartex" xmlns:cx1="http://schemas.microsoft.com/office/drawing/2015/9/8/chartex" xmlns:cx2="http://schemas.microsoft.com/office/drawing/2015/10/21/chartex" xmlns:cx3="http://schemas.microsoft.com/office/drawing/2016/5/9/chartex" xmlns:cx4="http://schemas.microsoft.com/office/drawing/2016/5/10/chartex" xmlns:cx5="http://schemas.microsoft.com/office/drawing/2016/5/11/chartex" xmlns:cx6="http://schemas.microsoft.com/office/drawing/2016/5/12/chartex" xmlns:cx7="http://schemas.microsoft.com/office/drawing/2016/5/13/chartex" xmlns:cx8="http://schemas.microsoft.com/office/drawing/2016/5/14/chartex" xmlns:mc="http://schemas.openxmlformats.org/markup-compatibility/2006" xmlns:aink="http://schemas.microsoft.com/office/drawing/2016/ink" xmlns:am3d="http://schemas.microsoft.com/office/drawing/2017/model3d" xmlns:o="urn:schemas-microsoft-com:office:office" xmlns:oel="http://schemas.microsoft.com/office/2019/extlst" xmlns:r="http://schemas.openxmlformats.org/officeDocument/2006/relationships" xmlns:m="http://schemas.openxmlformats.org/officeDocument/2006/math" xmlns:v="urn:schemas-microsoft-com:vml" xmlns:wp14="http://schemas.microsoft.com/office/word/2010/wordprocessingDrawing" xmlns:wp="http://schemas.openxmlformats.org/drawingml/2006/wordprocessingDrawing" xmlns:w10="urn:schemas-microsoft-com:office:word" xmlns:w="http://schemas.openxmlformats.org/wordprocessingml/2006/main" xmlns:w14="http://schemas.microsoft.com/office/word/2010/wordml" xmlns:w15="http://schemas.microsoft.com/office/word/2012/wordml" xmlns:w16cex="http://schemas.microsoft.com/office/word/2018/wordml/cex" xmlns:w16cid="http://schemas.microsoft.com/office/word/2016/wordml/cid" xmlns:w16="http://schemas.microsoft.com/office/word/2018/wordml" xmlns:w16du="http://schemas.microsoft.com/office/word/2023/wordml/word16du" xmlns:w16sdtdh="http://schemas.microsoft.com/office/word/2020/wordml/sdtdatahash" xmlns:w16se="http://schemas.microsoft.com/office/word/2015/wordml/symex" xmlns:wpg="http://schemas.microsoft.com/office/word/2010/wordprocessingGroup" xmlns:wpi="http://schemas.microsoft.com/office/word/2010/wordprocessingInk" xmlns:wne="http://schemas.microsoft.com/office/word/2006/wordml" xmlns:wps="http://schemas.microsoft.com/office/word/2010/wordprocessingShape" mc:Ignorable="w14 w15 w16se w16cid w16 w16cex w16sdtdh w16du wp14">
+<w:footnotes xmlns:wpc="http://schemas.microsoft.com/office/word/2010/wordprocessingCanvas" xmlns:cx="http://schemas.microsoft.com/office/drawing/2014/chartex" xmlns:cx1="http://schemas.microsoft.com/office/drawing/2015/9/8/chartex" xmlns:cx2="http://schemas.microsoft.com/office/drawing/2015/10/21/chartex" xmlns:cx3="http://schemas.microsoft.com/office/drawing/2016/5/9/chartex" xmlns:cx4="http://schemas.microsoft.com/office/drawing/2016/5/10/chartex" xmlns:cx5="http://schemas.microsoft.com/office/drawing/2016/5/11/chartex" xmlns:cx6="http://schemas.microsoft.com/office/drawing/2016/5/12/chartex" xmlns:cx7="http://schemas.microsoft.com/office/drawing/2016/5/13/chartex" xmlns:cx8="http://schemas.microsoft.com/office/drawing/2016/5/14/chartex" xmlns:mc="http://schemas.openxmlformats.org/markup-compatibility/2006" xmlns:aink="http://schemas.microsoft.com/office/drawing/2016/ink" xmlns:am3d="http://schemas.microsoft.com/office/drawing/2017/model3d" xmlns:o="urn:schemas-microsoft-com:office:office" xmlns:r="http://schemas.openxmlformats.org/officeDocument/2006/relationships" xmlns:m="http://schemas.openxmlformats.org/officeDocument/2006/math" xmlns:v="urn:schemas-microsoft-com:vml" xmlns:wp14="http://schemas.microsoft.com/office/word/2010/wordprocessingDrawing" xmlns:wp="http://schemas.openxmlformats.org/drawingml/2006/wordprocessingDrawing" xmlns:w10="urn:schemas-microsoft-com:office:word" xmlns:w="http://schemas.openxmlformats.org/wordprocessingml/2006/main" xmlns:w14="http://schemas.microsoft.com/office/word/2010/wordml" xmlns:w15="http://schemas.microsoft.com/office/word/2012/wordml" xmlns:w16cex="http://schemas.microsoft.com/office/word/2018/wordml/cex" xmlns:w16cid="http://schemas.microsoft.com/office/word/2016/wordml/cid" xmlns:w16="http://schemas.microsoft.com/office/word/2018/wordml" xmlns:w16sdtdh="http://schemas.microsoft.com/office/word/2020/wordml/sdtdatahash" xmlns:w16se="http://schemas.microsoft.com/office/word/2015/wordml/symex" xmlns:wpg="http://schemas.microsoft.com/office/word/2010/wordprocessingGroup" xmlns:wpi="http://schemas.microsoft.com/office/word/2010/wordprocessingInk" xmlns:wne="http://schemas.microsoft.com/office/word/2006/wordml" xmlns:wps="http://schemas.microsoft.com/office/word/2010/wordprocessingShape" mc:Ignorable="w14 w15 w16se w16cid w16 w16cex w16sdtdh wp14">
   <w:footnote w:type="separator" w:id="-1">
     <w:p>
       <w:r>
@@ -2111,7 +1980,7 @@
 </file>
 
 <file path=word/numbering.xml><?xml version="1.0" encoding="utf-8"?>
-<w:numbering xmlns:wpc="http://schemas.microsoft.com/office/word/2010/wordprocessingCanvas" xmlns:cx="http://schemas.microsoft.com/office/drawing/2014/chartex" xmlns:cx1="http://schemas.microsoft.com/office/drawing/2015/9/8/chartex" xmlns:cx2="http://schemas.microsoft.com/office/drawing/2015/10/21/chartex" xmlns:cx3="http://schemas.microsoft.com/office/drawing/2016/5/9/chartex" xmlns:cx4="http://schemas.microsoft.com/office/drawing/2016/5/10/chartex" xmlns:cx5="http://schemas.microsoft.com/office/drawing/2016/5/11/chartex" xmlns:cx6="http://schemas.microsoft.com/office/drawing/2016/5/12/chartex" xmlns:cx7="http://schemas.microsoft.com/office/drawing/2016/5/13/chartex" xmlns:cx8="http://schemas.microsoft.com/office/drawing/2016/5/14/chartex" xmlns:mc="http://schemas.openxmlformats.org/markup-compatibility/2006" xmlns:aink="http://schemas.microsoft.com/office/drawing/2016/ink" xmlns:am3d="http://schemas.microsoft.com/office/drawing/2017/model3d" xmlns:o="urn:schemas-microsoft-com:office:office" xmlns:oel="http://schemas.microsoft.com/office/2019/extlst" xmlns:r="http://schemas.openxmlformats.org/officeDocument/2006/relationships" xmlns:m="http://schemas.openxmlformats.org/officeDocument/2006/math" xmlns:v="urn:schemas-microsoft-com:vml" xmlns:wp14="http://schemas.microsoft.com/office/word/2010/wordprocessingDrawing" xmlns:wp="http://schemas.openxmlformats.org/drawingml/2006/wordprocessingDrawing" xmlns:w10="urn:schemas-microsoft-com:office:word" xmlns:w="http://schemas.openxmlformats.org/wordprocessingml/2006/main" xmlns:w14="http://schemas.microsoft.com/office/word/2010/wordml" xmlns:w15="http://schemas.microsoft.com/office/word/2012/wordml" xmlns:w16cex="http://schemas.microsoft.com/office/word/2018/wordml/cex" xmlns:w16cid="http://schemas.microsoft.com/office/word/2016/wordml/cid" xmlns:w16="http://schemas.microsoft.com/office/word/2018/wordml" xmlns:w16du="http://schemas.microsoft.com/office/word/2023/wordml/word16du" xmlns:w16sdtdh="http://schemas.microsoft.com/office/word/2020/wordml/sdtdatahash" xmlns:w16se="http://schemas.microsoft.com/office/word/2015/wordml/symex" xmlns:wpg="http://schemas.microsoft.com/office/word/2010/wordprocessingGroup" xmlns:wpi="http://schemas.microsoft.com/office/word/2010/wordprocessingInk" xmlns:wne="http://schemas.microsoft.com/office/word/2006/wordml" xmlns:wps="http://schemas.microsoft.com/office/word/2010/wordprocessingShape" mc:Ignorable="w14 w15 w16se w16cid w16 w16cex w16sdtdh w16du wp14">
+<w:numbering xmlns:wpc="http://schemas.microsoft.com/office/word/2010/wordprocessingCanvas" xmlns:cx="http://schemas.microsoft.com/office/drawing/2014/chartex" xmlns:cx1="http://schemas.microsoft.com/office/drawing/2015/9/8/chartex" xmlns:cx2="http://schemas.microsoft.com/office/drawing/2015/10/21/chartex" xmlns:cx3="http://schemas.microsoft.com/office/drawing/2016/5/9/chartex" xmlns:cx4="http://schemas.microsoft.com/office/drawing/2016/5/10/chartex" xmlns:cx5="http://schemas.microsoft.com/office/drawing/2016/5/11/chartex" xmlns:cx6="http://schemas.microsoft.com/office/drawing/2016/5/12/chartex" xmlns:cx7="http://schemas.microsoft.com/office/drawing/2016/5/13/chartex" xmlns:cx8="http://schemas.microsoft.com/office/drawing/2016/5/14/chartex" xmlns:mc="http://schemas.openxmlformats.org/markup-compatibility/2006" xmlns:aink="http://schemas.microsoft.com/office/drawing/2016/ink" xmlns:am3d="http://schemas.microsoft.com/office/drawing/2017/model3d" xmlns:o="urn:schemas-microsoft-com:office:office" xmlns:r="http://schemas.openxmlformats.org/officeDocument/2006/relationships" xmlns:m="http://schemas.openxmlformats.org/officeDocument/2006/math" xmlns:v="urn:schemas-microsoft-com:vml" xmlns:wp14="http://schemas.microsoft.com/office/word/2010/wordprocessingDrawing" xmlns:wp="http://schemas.openxmlformats.org/drawingml/2006/wordprocessingDrawing" xmlns:w10="urn:schemas-microsoft-com:office:word" xmlns:w="http://schemas.openxmlformats.org/wordprocessingml/2006/main" xmlns:w14="http://schemas.microsoft.com/office/word/2010/wordml" xmlns:w15="http://schemas.microsoft.com/office/word/2012/wordml" xmlns:w16cex="http://schemas.microsoft.com/office/word/2018/wordml/cex" xmlns:w16cid="http://schemas.microsoft.com/office/word/2016/wordml/cid" xmlns:w16="http://schemas.microsoft.com/office/word/2018/wordml" xmlns:w16sdtdh="http://schemas.microsoft.com/office/word/2020/wordml/sdtdatahash" xmlns:w16se="http://schemas.microsoft.com/office/word/2015/wordml/symex" xmlns:wpg="http://schemas.microsoft.com/office/word/2010/wordprocessingGroup" xmlns:wpi="http://schemas.microsoft.com/office/word/2010/wordprocessingInk" xmlns:wne="http://schemas.microsoft.com/office/word/2006/wordml" xmlns:wps="http://schemas.microsoft.com/office/word/2010/wordprocessingShape" mc:Ignorable="w14 w15 w16se w16cid w16 w16cex w16sdtdh wp14">
   <w:abstractNum w:abstractNumId="0" w15:restartNumberingAfterBreak="0">
     <w:nsid w:val="0421186D"/>
     <w:multiLevelType w:val="multilevel"/>
@@ -7412,142 +7281,142 @@
       </w:rPr>
     </w:lvl>
   </w:abstractNum>
-  <w:num w:numId="1" w16cid:durableId="448933800">
+  <w:num w:numId="1">
     <w:abstractNumId w:val="3"/>
   </w:num>
-  <w:num w:numId="2" w16cid:durableId="2141803279">
+  <w:num w:numId="2">
     <w:abstractNumId w:val="20"/>
   </w:num>
-  <w:num w:numId="3" w16cid:durableId="1981228257">
+  <w:num w:numId="3">
     <w:abstractNumId w:val="18"/>
   </w:num>
-  <w:num w:numId="4" w16cid:durableId="301664362">
+  <w:num w:numId="4">
     <w:abstractNumId w:val="17"/>
   </w:num>
-  <w:num w:numId="5" w16cid:durableId="722950859">
+  <w:num w:numId="5">
     <w:abstractNumId w:val="5"/>
   </w:num>
-  <w:num w:numId="6" w16cid:durableId="822620693">
+  <w:num w:numId="6">
     <w:abstractNumId w:val="22"/>
   </w:num>
-  <w:num w:numId="7" w16cid:durableId="1442129">
+  <w:num w:numId="7">
     <w:abstractNumId w:val="26"/>
   </w:num>
-  <w:num w:numId="8" w16cid:durableId="2063089445">
+  <w:num w:numId="8">
     <w:abstractNumId w:val="35"/>
   </w:num>
-  <w:num w:numId="9" w16cid:durableId="340745952">
+  <w:num w:numId="9">
     <w:abstractNumId w:val="8"/>
   </w:num>
-  <w:num w:numId="10" w16cid:durableId="967199135">
+  <w:num w:numId="10">
     <w:abstractNumId w:val="33"/>
   </w:num>
-  <w:num w:numId="11" w16cid:durableId="1187600318">
+  <w:num w:numId="11">
     <w:abstractNumId w:val="13"/>
   </w:num>
-  <w:num w:numId="12" w16cid:durableId="98112723">
+  <w:num w:numId="12">
     <w:abstractNumId w:val="12"/>
   </w:num>
-  <w:num w:numId="13" w16cid:durableId="1998024454">
+  <w:num w:numId="13">
     <w:abstractNumId w:val="4"/>
   </w:num>
-  <w:num w:numId="14" w16cid:durableId="1715038672">
+  <w:num w:numId="14">
     <w:abstractNumId w:val="44"/>
   </w:num>
-  <w:num w:numId="15" w16cid:durableId="378552167">
+  <w:num w:numId="15">
     <w:abstractNumId w:val="19"/>
   </w:num>
-  <w:num w:numId="16" w16cid:durableId="71581994">
+  <w:num w:numId="16">
     <w:abstractNumId w:val="6"/>
   </w:num>
-  <w:num w:numId="17" w16cid:durableId="633296334">
+  <w:num w:numId="17">
     <w:abstractNumId w:val="16"/>
   </w:num>
-  <w:num w:numId="18" w16cid:durableId="841699626">
+  <w:num w:numId="18">
     <w:abstractNumId w:val="31"/>
   </w:num>
-  <w:num w:numId="19" w16cid:durableId="1685093385">
+  <w:num w:numId="19">
     <w:abstractNumId w:val="25"/>
   </w:num>
-  <w:num w:numId="20" w16cid:durableId="656110652">
+  <w:num w:numId="20">
     <w:abstractNumId w:val="21"/>
   </w:num>
-  <w:num w:numId="21" w16cid:durableId="310445357">
+  <w:num w:numId="21">
     <w:abstractNumId w:val="38"/>
   </w:num>
-  <w:num w:numId="22" w16cid:durableId="890070687">
+  <w:num w:numId="22">
     <w:abstractNumId w:val="40"/>
   </w:num>
-  <w:num w:numId="23" w16cid:durableId="441925482">
+  <w:num w:numId="23">
     <w:abstractNumId w:val="10"/>
   </w:num>
-  <w:num w:numId="24" w16cid:durableId="1747144355">
+  <w:num w:numId="24">
     <w:abstractNumId w:val="36"/>
   </w:num>
-  <w:num w:numId="25" w16cid:durableId="795103168">
+  <w:num w:numId="25">
     <w:abstractNumId w:val="30"/>
   </w:num>
-  <w:num w:numId="26" w16cid:durableId="1950236477">
+  <w:num w:numId="26">
     <w:abstractNumId w:val="0"/>
   </w:num>
-  <w:num w:numId="27" w16cid:durableId="872618188">
+  <w:num w:numId="27">
     <w:abstractNumId w:val="23"/>
   </w:num>
-  <w:num w:numId="28" w16cid:durableId="1709376716">
+  <w:num w:numId="28">
     <w:abstractNumId w:val="27"/>
   </w:num>
-  <w:num w:numId="29" w16cid:durableId="558634088">
+  <w:num w:numId="29">
     <w:abstractNumId w:val="29"/>
   </w:num>
-  <w:num w:numId="30" w16cid:durableId="1061100333">
+  <w:num w:numId="30">
     <w:abstractNumId w:val="28"/>
   </w:num>
-  <w:num w:numId="31" w16cid:durableId="1669946074">
+  <w:num w:numId="31">
     <w:abstractNumId w:val="42"/>
   </w:num>
-  <w:num w:numId="32" w16cid:durableId="89587902">
+  <w:num w:numId="32">
     <w:abstractNumId w:val="9"/>
   </w:num>
-  <w:num w:numId="33" w16cid:durableId="1131292229">
+  <w:num w:numId="33">
     <w:abstractNumId w:val="15"/>
   </w:num>
-  <w:num w:numId="34" w16cid:durableId="2143501536">
+  <w:num w:numId="34">
     <w:abstractNumId w:val="7"/>
   </w:num>
-  <w:num w:numId="35" w16cid:durableId="817572747">
+  <w:num w:numId="35">
     <w:abstractNumId w:val="34"/>
   </w:num>
-  <w:num w:numId="36" w16cid:durableId="1116681974">
+  <w:num w:numId="36">
     <w:abstractNumId w:val="45"/>
   </w:num>
-  <w:num w:numId="37" w16cid:durableId="638649352">
+  <w:num w:numId="37">
     <w:abstractNumId w:val="43"/>
   </w:num>
-  <w:num w:numId="38" w16cid:durableId="399257334">
+  <w:num w:numId="38">
     <w:abstractNumId w:val="2"/>
   </w:num>
-  <w:num w:numId="39" w16cid:durableId="355616024">
+  <w:num w:numId="39">
     <w:abstractNumId w:val="41"/>
   </w:num>
-  <w:num w:numId="40" w16cid:durableId="1436099723">
+  <w:num w:numId="40">
     <w:abstractNumId w:val="1"/>
   </w:num>
-  <w:num w:numId="41" w16cid:durableId="1712614653">
+  <w:num w:numId="41">
     <w:abstractNumId w:val="37"/>
   </w:num>
-  <w:num w:numId="42" w16cid:durableId="821460107">
+  <w:num w:numId="42">
     <w:abstractNumId w:val="32"/>
   </w:num>
-  <w:num w:numId="43" w16cid:durableId="71851752">
+  <w:num w:numId="43">
     <w:abstractNumId w:val="39"/>
   </w:num>
-  <w:num w:numId="44" w16cid:durableId="508838298">
+  <w:num w:numId="44">
     <w:abstractNumId w:val="24"/>
   </w:num>
-  <w:num w:numId="45" w16cid:durableId="10300482">
+  <w:num w:numId="45">
     <w:abstractNumId w:val="11"/>
   </w:num>
-  <w:num w:numId="46" w16cid:durableId="1797404298">
+  <w:num w:numId="46">
     <w:abstractNumId w:val="14"/>
   </w:num>
   <w:numIdMacAtCleanup w:val="46"/>
@@ -7555,7 +7424,7 @@
 </file>
 
 <file path=word/styles.xml><?xml version="1.0" encoding="utf-8"?>
-<w:styles xmlns:mc="http://schemas.openxmlformats.org/markup-compatibility/2006" xmlns:r="http://schemas.openxmlformats.org/officeDocument/2006/relationships" xmlns:w="http://schemas.openxmlformats.org/wordprocessingml/2006/main" xmlns:w14="http://schemas.microsoft.com/office/word/2010/wordml" xmlns:w15="http://schemas.microsoft.com/office/word/2012/wordml" xmlns:w16cex="http://schemas.microsoft.com/office/word/2018/wordml/cex" xmlns:w16cid="http://schemas.microsoft.com/office/word/2016/wordml/cid" xmlns:w16="http://schemas.microsoft.com/office/word/2018/wordml" xmlns:w16du="http://schemas.microsoft.com/office/word/2023/wordml/word16du" xmlns:w16sdtdh="http://schemas.microsoft.com/office/word/2020/wordml/sdtdatahash" xmlns:w16se="http://schemas.microsoft.com/office/word/2015/wordml/symex" mc:Ignorable="w14 w15 w16se w16cid w16 w16cex w16sdtdh w16du">
+<w:styles xmlns:mc="http://schemas.openxmlformats.org/markup-compatibility/2006" xmlns:r="http://schemas.openxmlformats.org/officeDocument/2006/relationships" xmlns:w="http://schemas.openxmlformats.org/wordprocessingml/2006/main" xmlns:w14="http://schemas.microsoft.com/office/word/2010/wordml" xmlns:w15="http://schemas.microsoft.com/office/word/2012/wordml" xmlns:w16cex="http://schemas.microsoft.com/office/word/2018/wordml/cex" xmlns:w16cid="http://schemas.microsoft.com/office/word/2016/wordml/cid" xmlns:w16="http://schemas.microsoft.com/office/word/2018/wordml" xmlns:w16sdtdh="http://schemas.microsoft.com/office/word/2020/wordml/sdtdatahash" xmlns:w16se="http://schemas.microsoft.com/office/word/2015/wordml/symex" mc:Ignorable="w14 w15 w16se w16cid w16 w16cex w16sdtdh">
   <w:docDefaults>
     <w:rPrDefault>
       <w:rPr>
@@ -7949,7 +7818,7 @@
     <w:lsdException w:name="Unresolved Mention" w:semiHidden="1" w:unhideWhenUsed="1"/>
     <w:lsdException w:name="Smart Link" w:semiHidden="1" w:unhideWhenUsed="1"/>
   </w:latentStyles>
-  <w:style w:type="paragraph" w:default="1" w:styleId="Normal">
+  <w:style w:type="paragraph" w:default="1" w:styleId="a">
     <w:name w:val="Normal"/>
     <w:qFormat/>
     <w:rsid w:val="005A2A15"/>
@@ -7961,11 +7830,11 @@
       <w:szCs w:val="24"/>
     </w:rPr>
   </w:style>
-  <w:style w:type="paragraph" w:styleId="Heading1">
+  <w:style w:type="paragraph" w:styleId="1">
     <w:name w:val="heading 1"/>
-    <w:basedOn w:val="Normal"/>
-    <w:next w:val="Normal"/>
-    <w:link w:val="Heading1Char"/>
+    <w:basedOn w:val="a"/>
+    <w:next w:val="a"/>
+    <w:link w:val="10"/>
     <w:uiPriority w:val="99"/>
     <w:qFormat/>
     <w:rsid w:val="005A2A15"/>
@@ -7985,11 +7854,11 @@
       <w:szCs w:val="28"/>
     </w:rPr>
   </w:style>
-  <w:style w:type="paragraph" w:styleId="Heading2">
+  <w:style w:type="paragraph" w:styleId="2">
     <w:name w:val="heading 2"/>
-    <w:basedOn w:val="Normal"/>
-    <w:next w:val="Normal"/>
-    <w:link w:val="Heading2Char"/>
+    <w:basedOn w:val="a"/>
+    <w:next w:val="a"/>
+    <w:link w:val="20"/>
     <w:uiPriority w:val="99"/>
     <w:qFormat/>
     <w:rsid w:val="005A2A15"/>
@@ -8009,11 +7878,11 @@
       <w:szCs w:val="20"/>
     </w:rPr>
   </w:style>
-  <w:style w:type="paragraph" w:styleId="Heading3">
+  <w:style w:type="paragraph" w:styleId="3">
     <w:name w:val="heading 3"/>
-    <w:basedOn w:val="Normal"/>
-    <w:next w:val="Normal"/>
-    <w:link w:val="Heading3Char"/>
+    <w:basedOn w:val="a"/>
+    <w:next w:val="a"/>
+    <w:link w:val="30"/>
     <w:uiPriority w:val="99"/>
     <w:qFormat/>
     <w:rsid w:val="005A2A15"/>
@@ -8033,11 +7902,11 @@
       <w:lang w:val="en-US"/>
     </w:rPr>
   </w:style>
-  <w:style w:type="paragraph" w:styleId="Heading4">
+  <w:style w:type="paragraph" w:styleId="4">
     <w:name w:val="heading 4"/>
-    <w:basedOn w:val="Normal"/>
-    <w:next w:val="Normal"/>
-    <w:link w:val="Heading4Char"/>
+    <w:basedOn w:val="a"/>
+    <w:next w:val="a"/>
+    <w:link w:val="40"/>
     <w:uiPriority w:val="99"/>
     <w:qFormat/>
     <w:rsid w:val="005A2A15"/>
@@ -8057,13 +7926,13 @@
       <w:szCs w:val="32"/>
     </w:rPr>
   </w:style>
-  <w:style w:type="character" w:default="1" w:styleId="DefaultParagraphFont">
+  <w:style w:type="character" w:default="1" w:styleId="a0">
     <w:name w:val="Default Paragraph Font"/>
     <w:uiPriority w:val="1"/>
     <w:semiHidden/>
     <w:unhideWhenUsed/>
   </w:style>
-  <w:style w:type="table" w:default="1" w:styleId="TableNormal">
+  <w:style w:type="table" w:default="1" w:styleId="a1">
     <w:name w:val="Normal Table"/>
     <w:uiPriority w:val="99"/>
     <w:semiHidden/>
@@ -8078,16 +7947,16 @@
       </w:tblCellMar>
     </w:tblPr>
   </w:style>
-  <w:style w:type="numbering" w:default="1" w:styleId="NoList">
+  <w:style w:type="numbering" w:default="1" w:styleId="a2">
     <w:name w:val="No List"/>
     <w:uiPriority w:val="99"/>
     <w:semiHidden/>
     <w:unhideWhenUsed/>
   </w:style>
-  <w:style w:type="character" w:customStyle="1" w:styleId="Heading1Char">
-    <w:name w:val="Heading 1 Char"/>
-    <w:basedOn w:val="DefaultParagraphFont"/>
-    <w:link w:val="Heading1"/>
+  <w:style w:type="character" w:customStyle="1" w:styleId="10">
+    <w:name w:val="Заголовок 1 Знак"/>
+    <w:basedOn w:val="a0"/>
+    <w:link w:val="1"/>
     <w:uiPriority w:val="99"/>
     <w:locked/>
     <w:rsid w:val="005A2A15"/>
@@ -8100,10 +7969,10 @@
       <w:szCs w:val="32"/>
     </w:rPr>
   </w:style>
-  <w:style w:type="character" w:customStyle="1" w:styleId="Heading2Char">
-    <w:name w:val="Heading 2 Char"/>
-    <w:basedOn w:val="DefaultParagraphFont"/>
-    <w:link w:val="Heading2"/>
+  <w:style w:type="character" w:customStyle="1" w:styleId="20">
+    <w:name w:val="Заголовок 2 Знак"/>
+    <w:basedOn w:val="a0"/>
+    <w:link w:val="2"/>
     <w:uiPriority w:val="99"/>
     <w:semiHidden/>
     <w:locked/>
@@ -8118,10 +7987,10 @@
       <w:szCs w:val="28"/>
     </w:rPr>
   </w:style>
-  <w:style w:type="character" w:customStyle="1" w:styleId="Heading3Char">
-    <w:name w:val="Heading 3 Char"/>
-    <w:basedOn w:val="DefaultParagraphFont"/>
-    <w:link w:val="Heading3"/>
+  <w:style w:type="character" w:customStyle="1" w:styleId="30">
+    <w:name w:val="Заголовок 3 Знак"/>
+    <w:basedOn w:val="a0"/>
+    <w:link w:val="3"/>
     <w:uiPriority w:val="99"/>
     <w:semiHidden/>
     <w:locked/>
@@ -8134,10 +8003,10 @@
       <w:szCs w:val="26"/>
     </w:rPr>
   </w:style>
-  <w:style w:type="character" w:customStyle="1" w:styleId="Heading4Char">
-    <w:name w:val="Heading 4 Char"/>
-    <w:basedOn w:val="DefaultParagraphFont"/>
-    <w:link w:val="Heading4"/>
+  <w:style w:type="character" w:customStyle="1" w:styleId="40">
+    <w:name w:val="Заголовок 4 Знак"/>
+    <w:basedOn w:val="a0"/>
+    <w:link w:val="4"/>
     <w:uiPriority w:val="99"/>
     <w:semiHidden/>
     <w:locked/>
@@ -8150,10 +8019,10 @@
       <w:szCs w:val="28"/>
     </w:rPr>
   </w:style>
-  <w:style w:type="paragraph" w:styleId="Title">
+  <w:style w:type="paragraph" w:styleId="a3">
     <w:name w:val="Title"/>
-    <w:basedOn w:val="Normal"/>
-    <w:link w:val="TitleChar"/>
+    <w:basedOn w:val="a"/>
+    <w:link w:val="a4"/>
     <w:uiPriority w:val="99"/>
     <w:qFormat/>
     <w:rsid w:val="005A2A15"/>
@@ -8171,10 +8040,10 @@
       <w:szCs w:val="20"/>
     </w:rPr>
   </w:style>
-  <w:style w:type="character" w:customStyle="1" w:styleId="TitleChar">
-    <w:name w:val="Title Char"/>
-    <w:basedOn w:val="DefaultParagraphFont"/>
-    <w:link w:val="Title"/>
+  <w:style w:type="character" w:customStyle="1" w:styleId="a4">
+    <w:name w:val="Заголовок Знак"/>
+    <w:basedOn w:val="a0"/>
+    <w:link w:val="a3"/>
     <w:uiPriority w:val="99"/>
     <w:locked/>
     <w:rsid w:val="005A2A15"/>
@@ -8187,10 +8056,10 @@
       <w:szCs w:val="32"/>
     </w:rPr>
   </w:style>
-  <w:style w:type="paragraph" w:styleId="BodyText">
+  <w:style w:type="paragraph" w:styleId="a5">
     <w:name w:val="Body Text"/>
-    <w:basedOn w:val="Normal"/>
-    <w:link w:val="BodyTextChar"/>
+    <w:basedOn w:val="a"/>
+    <w:link w:val="a6"/>
     <w:uiPriority w:val="99"/>
     <w:rsid w:val="005A2A15"/>
     <w:pPr>
@@ -8206,10 +8075,10 @@
       <w:szCs w:val="28"/>
     </w:rPr>
   </w:style>
-  <w:style w:type="character" w:customStyle="1" w:styleId="BodyTextChar">
-    <w:name w:val="Body Text Char"/>
-    <w:basedOn w:val="DefaultParagraphFont"/>
-    <w:link w:val="BodyText"/>
+  <w:style w:type="character" w:customStyle="1" w:styleId="a6">
+    <w:name w:val="Основной текст Знак"/>
+    <w:basedOn w:val="a0"/>
+    <w:link w:val="a5"/>
     <w:uiPriority w:val="99"/>
     <w:semiHidden/>
     <w:locked/>
@@ -8222,7 +8091,7 @@
   </w:style>
   <w:style w:type="paragraph" w:customStyle="1" w:styleId="H1">
     <w:name w:val="H1"/>
-    <w:basedOn w:val="Normal"/>
+    <w:basedOn w:val="a"/>
     <w:next w:val="MAINTEXT1"/>
     <w:link w:val="H10"/>
     <w:qFormat/>
@@ -8261,7 +8130,7 @@
   </w:style>
   <w:style w:type="character" w:customStyle="1" w:styleId="H10">
     <w:name w:val="H1 Знак"/>
-    <w:basedOn w:val="DefaultParagraphFont"/>
+    <w:basedOn w:val="a0"/>
     <w:link w:val="H1"/>
     <w:rsid w:val="00F26346"/>
     <w:rPr>
@@ -8283,10 +8152,10 @@
       <w:szCs w:val="28"/>
     </w:rPr>
   </w:style>
-  <w:style w:type="paragraph" w:styleId="Header">
+  <w:style w:type="paragraph" w:styleId="a7">
     <w:name w:val="header"/>
-    <w:basedOn w:val="Normal"/>
-    <w:link w:val="HeaderChar"/>
+    <w:basedOn w:val="a"/>
+    <w:link w:val="a8"/>
     <w:uiPriority w:val="99"/>
     <w:unhideWhenUsed/>
     <w:rsid w:val="0002180F"/>
@@ -8297,10 +8166,10 @@
       </w:tabs>
     </w:pPr>
   </w:style>
-  <w:style w:type="character" w:customStyle="1" w:styleId="HeaderChar">
-    <w:name w:val="Header Char"/>
-    <w:basedOn w:val="DefaultParagraphFont"/>
-    <w:link w:val="Header"/>
+  <w:style w:type="character" w:customStyle="1" w:styleId="a8">
+    <w:name w:val="Верхний колонтитул Знак"/>
+    <w:basedOn w:val="a0"/>
+    <w:link w:val="a7"/>
     <w:uiPriority w:val="99"/>
     <w:rsid w:val="0002180F"/>
     <w:rPr>
@@ -8308,10 +8177,10 @@
       <w:szCs w:val="24"/>
     </w:rPr>
   </w:style>
-  <w:style w:type="paragraph" w:styleId="Footer">
+  <w:style w:type="paragraph" w:styleId="a9">
     <w:name w:val="footer"/>
-    <w:basedOn w:val="Normal"/>
-    <w:link w:val="FooterChar"/>
+    <w:basedOn w:val="a"/>
+    <w:link w:val="aa"/>
     <w:uiPriority w:val="99"/>
     <w:unhideWhenUsed/>
     <w:rsid w:val="0002180F"/>
@@ -8322,10 +8191,10 @@
       </w:tabs>
     </w:pPr>
   </w:style>
-  <w:style w:type="character" w:customStyle="1" w:styleId="FooterChar">
-    <w:name w:val="Footer Char"/>
-    <w:basedOn w:val="DefaultParagraphFont"/>
-    <w:link w:val="Footer"/>
+  <w:style w:type="character" w:customStyle="1" w:styleId="aa">
+    <w:name w:val="Нижний колонтитул Знак"/>
+    <w:basedOn w:val="a0"/>
+    <w:link w:val="a9"/>
     <w:uiPriority w:val="99"/>
     <w:rsid w:val="0002180F"/>
     <w:rPr>
@@ -8335,7 +8204,7 @@
   </w:style>
   <w:style w:type="paragraph" w:customStyle="1" w:styleId="DIV1">
     <w:name w:val="DIV1"/>
-    <w:basedOn w:val="ListParagraph"/>
+    <w:basedOn w:val="ab"/>
     <w:next w:val="MAINTEXT1"/>
     <w:qFormat/>
     <w:rsid w:val="00C72183"/>
@@ -8353,9 +8222,9 @@
       <w:sz w:val="28"/>
     </w:rPr>
   </w:style>
-  <w:style w:type="paragraph" w:styleId="ListParagraph">
+  <w:style w:type="paragraph" w:styleId="ab">
     <w:name w:val="List Paragraph"/>
-    <w:basedOn w:val="Normal"/>
+    <w:basedOn w:val="a"/>
     <w:uiPriority w:val="34"/>
     <w:qFormat/>
     <w:rsid w:val="008331DB"/>
@@ -8364,17 +8233,17 @@
       <w:contextualSpacing/>
     </w:pPr>
   </w:style>
-  <w:style w:type="paragraph" w:styleId="Bibliography">
+  <w:style w:type="paragraph" w:styleId="ac">
     <w:name w:val="Bibliography"/>
-    <w:basedOn w:val="Normal"/>
-    <w:next w:val="Normal"/>
+    <w:basedOn w:val="a"/>
+    <w:next w:val="a"/>
     <w:uiPriority w:val="37"/>
     <w:unhideWhenUsed/>
     <w:rsid w:val="00EE1F7E"/>
   </w:style>
   <w:style w:type="paragraph" w:customStyle="1" w:styleId="DIV2">
     <w:name w:val="DIV2"/>
-    <w:basedOn w:val="ListParagraph"/>
+    <w:basedOn w:val="ab"/>
     <w:next w:val="MAINTEXT2"/>
     <w:qFormat/>
     <w:rsid w:val="00C72183"/>
@@ -8393,10 +8262,10 @@
       <w:sz w:val="28"/>
     </w:rPr>
   </w:style>
-  <w:style w:type="paragraph" w:styleId="TOC3">
+  <w:style w:type="paragraph" w:styleId="31">
     <w:name w:val="toc 3"/>
-    <w:basedOn w:val="Normal"/>
-    <w:next w:val="Normal"/>
+    <w:basedOn w:val="a"/>
+    <w:next w:val="a"/>
     <w:autoRedefine/>
     <w:uiPriority w:val="39"/>
     <w:locked/>
@@ -8409,10 +8278,10 @@
       <w:sz w:val="28"/>
     </w:rPr>
   </w:style>
-  <w:style w:type="paragraph" w:styleId="TOC1">
+  <w:style w:type="paragraph" w:styleId="11">
     <w:name w:val="toc 1"/>
-    <w:basedOn w:val="Normal"/>
-    <w:next w:val="Normal"/>
+    <w:basedOn w:val="a"/>
+    <w:next w:val="a"/>
     <w:autoRedefine/>
     <w:uiPriority w:val="39"/>
     <w:locked/>
@@ -8428,10 +8297,10 @@
       <w:sz w:val="28"/>
     </w:rPr>
   </w:style>
-  <w:style w:type="paragraph" w:styleId="TOC2">
+  <w:style w:type="paragraph" w:styleId="21">
     <w:name w:val="toc 2"/>
-    <w:basedOn w:val="Normal"/>
-    <w:next w:val="Normal"/>
+    <w:basedOn w:val="a"/>
+    <w:next w:val="a"/>
     <w:autoRedefine/>
     <w:uiPriority w:val="39"/>
     <w:locked/>
@@ -8450,9 +8319,9 @@
       <w:szCs w:val="28"/>
     </w:rPr>
   </w:style>
-  <w:style w:type="character" w:styleId="Hyperlink">
+  <w:style w:type="character" w:styleId="ad">
     <w:name w:val="Hyperlink"/>
-    <w:basedOn w:val="DefaultParagraphFont"/>
+    <w:basedOn w:val="a0"/>
     <w:uiPriority w:val="99"/>
     <w:unhideWhenUsed/>
     <w:rsid w:val="00C03BE7"/>
@@ -8471,9 +8340,9 @@
       <w:outlineLvl w:val="9"/>
     </w:pPr>
   </w:style>
-  <w:style w:type="character" w:styleId="PlaceholderText">
+  <w:style w:type="character" w:styleId="ae">
     <w:name w:val="Placeholder Text"/>
-    <w:basedOn w:val="DefaultParagraphFont"/>
+    <w:basedOn w:val="a0"/>
     <w:uiPriority w:val="99"/>
     <w:semiHidden/>
     <w:rsid w:val="00ED438A"/>
@@ -8481,9 +8350,9 @@
       <w:color w:val="808080"/>
     </w:rPr>
   </w:style>
-  <w:style w:type="table" w:styleId="TableGrid">
+  <w:style w:type="table" w:styleId="af">
     <w:name w:val="Table Grid"/>
-    <w:basedOn w:val="TableNormal"/>
+    <w:basedOn w:val="a1"/>
     <w:locked/>
     <w:rsid w:val="007151DF"/>
     <w:pPr>
@@ -8500,10 +8369,10 @@
       </w:tblBorders>
     </w:tblPr>
   </w:style>
-  <w:style w:type="paragraph" w:styleId="Caption">
+  <w:style w:type="paragraph" w:styleId="af0">
     <w:name w:val="caption"/>
-    <w:basedOn w:val="Normal"/>
-    <w:next w:val="Normal"/>
+    <w:basedOn w:val="a"/>
+    <w:next w:val="a"/>
     <w:unhideWhenUsed/>
     <w:locked/>
     <w:rsid w:val="000214A2"/>
@@ -8519,10 +8388,10 @@
       <w:szCs w:val="28"/>
     </w:rPr>
   </w:style>
-  <w:style w:type="paragraph" w:styleId="TOC4">
+  <w:style w:type="paragraph" w:styleId="41">
     <w:name w:val="toc 4"/>
-    <w:basedOn w:val="Normal"/>
-    <w:next w:val="Normal"/>
+    <w:basedOn w:val="a"/>
+    <w:next w:val="a"/>
     <w:autoRedefine/>
     <w:locked/>
     <w:rsid w:val="00CA1852"/>
@@ -8595,7 +8464,7 @@
   </w:style>
   <w:style w:type="paragraph" w:customStyle="1" w:styleId="TABLECAPTION">
     <w:name w:val="TABLE CAPTION"/>
-    <w:basedOn w:val="Caption"/>
+    <w:basedOn w:val="af0"/>
     <w:qFormat/>
     <w:rsid w:val="00C72183"/>
     <w:pPr>
@@ -8637,7 +8506,7 @@
   </w:style>
   <w:style w:type="paragraph" w:customStyle="1" w:styleId="PICTURECAPTION">
     <w:name w:val="PICTURE CAPTION"/>
-    <w:basedOn w:val="Caption"/>
+    <w:basedOn w:val="af0"/>
     <w:qFormat/>
     <w:rsid w:val="00C72183"/>
     <w:pPr>
@@ -9064,9 +8933,9 @@
       <w:jc w:val="left"/>
     </w:pPr>
   </w:style>
-  <w:style w:type="paragraph" w:styleId="NormalWeb">
+  <w:style w:type="paragraph" w:styleId="af1">
     <w:name w:val="Normal (Web)"/>
-    <w:basedOn w:val="Normal"/>
+    <w:basedOn w:val="a"/>
     <w:uiPriority w:val="99"/>
     <w:semiHidden/>
     <w:unhideWhenUsed/>
